--- a/Introducción a los lenguajes formales/Práctica 1.docx
+++ b/Introducción a los lenguajes formales/Práctica 1.docx
@@ -1,10 +1,10 @@
 
 <file path=word/document.xml><?xml version="1.0" encoding="utf-8"?>
-<w:document xmlns:wpc="http://schemas.microsoft.com/office/word/2010/wordprocessingCanvas" xmlns:cx="http://schemas.microsoft.com/office/drawing/2014/chartex" xmlns:cx1="http://schemas.microsoft.com/office/drawing/2015/9/8/chartex" xmlns:cx2="http://schemas.microsoft.com/office/drawing/2015/10/21/chartex" xmlns:cx3="http://schemas.microsoft.com/office/drawing/2016/5/9/chartex" xmlns:cx4="http://schemas.microsoft.com/office/drawing/2016/5/10/chartex" xmlns:cx5="http://schemas.microsoft.com/office/drawing/2016/5/11/chartex" xmlns:cx6="http://schemas.microsoft.com/office/drawing/2016/5/12/chartex" xmlns:cx7="http://schemas.microsoft.com/office/drawing/2016/5/13/chartex" xmlns:cx8="http://schemas.microsoft.com/office/drawing/2016/5/14/chartex" xmlns:mc="http://schemas.openxmlformats.org/markup-compatibility/2006" xmlns:aink="http://schemas.microsoft.com/office/drawing/2016/ink" xmlns:am3d="http://schemas.microsoft.com/office/drawing/2017/model3d" xmlns:o="urn:schemas-microsoft-com:office:office" xmlns:oel="http://schemas.microsoft.com/office/2019/extlst" xmlns:r="http://schemas.openxmlformats.org/officeDocument/2006/relationships" xmlns:m="http://schemas.openxmlformats.org/officeDocument/2006/math" xmlns:v="urn:schemas-microsoft-com:vml" xmlns:wp14="http://schemas.microsoft.com/office/word/2010/wordprocessingDrawing" xmlns:wp="http://schemas.openxmlformats.org/drawingml/2006/wordprocessingDrawing" xmlns:w10="urn:schemas-microsoft-com:office:word" xmlns:w="http://schemas.openxmlformats.org/wordprocessingml/2006/main" xmlns:w14="http://schemas.microsoft.com/office/word/2010/wordml" xmlns:w15="http://schemas.microsoft.com/office/word/2012/wordml" xmlns:w16cex="http://schemas.microsoft.com/office/word/2018/wordml/cex" xmlns:w16cid="http://schemas.microsoft.com/office/word/2016/wordml/cid" xmlns:w16="http://schemas.microsoft.com/office/word/2018/wordml" xmlns:w16du="http://schemas.microsoft.com/office/word/2023/wordml/word16du" xmlns:w16sdtdh="http://schemas.microsoft.com/office/word/2020/wordml/sdtdatahash" xmlns:w16sdtfl="http://schemas.microsoft.com/office/word/2024/wordml/sdtformatlock" xmlns:w16se="http://schemas.microsoft.com/office/word/2015/wordml/symex" xmlns:wpg="http://schemas.microsoft.com/office/word/2010/wordprocessingGroup" xmlns:wpi="http://schemas.microsoft.com/office/word/2010/wordprocessingInk" xmlns:wne="http://schemas.microsoft.com/office/word/2006/wordml" xmlns:wps="http://schemas.microsoft.com/office/word/2010/wordprocessingShape" mc:Ignorable="w14 w15 w16se w16cid w16 w16cex w16sdtdh w16sdtfl w16du wp14">
+<w:document xmlns:wpc="http://schemas.microsoft.com/office/word/2010/wordprocessingCanvas" xmlns:mc="http://schemas.openxmlformats.org/markup-compatibility/2006" xmlns:o="urn:schemas-microsoft-com:office:office" xmlns:r="http://schemas.openxmlformats.org/officeDocument/2006/relationships" xmlns:m="http://schemas.openxmlformats.org/officeDocument/2006/math" xmlns:v="urn:schemas-microsoft-com:vml" xmlns:wp14="http://schemas.microsoft.com/office/word/2010/wordprocessingDrawing" xmlns:wp="http://schemas.openxmlformats.org/drawingml/2006/wordprocessingDrawing" xmlns:w10="urn:schemas-microsoft-com:office:word" xmlns:w="http://schemas.openxmlformats.org/wordprocessingml/2006/main" xmlns:w14="http://schemas.microsoft.com/office/word/2010/wordml" xmlns:w15="http://schemas.microsoft.com/office/word/2012/wordml" xmlns:wpg="http://schemas.microsoft.com/office/word/2010/wordprocessingGroup" xmlns:wpi="http://schemas.microsoft.com/office/word/2010/wordprocessingInk" xmlns:wne="http://schemas.microsoft.com/office/word/2006/wordml" xmlns:wps="http://schemas.microsoft.com/office/word/2010/wordprocessingShape" mc:Ignorable="w14 w15 wp14">
   <w:body>
     <w:p>
       <w:pPr>
-        <w:pStyle w:val="Ttulo"/>
+        <w:pStyle w:val="Puesto"/>
       </w:pPr>
       <w:r>
         <w:t>Práctica 1</w:t>
@@ -88,7 +88,21 @@
         <w:rPr>
           <w:rFonts w:ascii="Cascadia Code" w:hAnsi="Cascadia Code" w:cs="Cascadia Code"/>
         </w:rPr>
-        <w:t>{a, b, c, d, e, f, g, h, i, j, k, l, m, n, ñ, o, p, q, r, s, t, u, v, w, x, y, z}</w:t>
+        <w:t>{</w:t>
+      </w:r>
+      <w:proofErr w:type="gramStart"/>
+      <w:r>
+        <w:rPr>
+          <w:rFonts w:ascii="Cascadia Code" w:hAnsi="Cascadia Code" w:cs="Cascadia Code"/>
+        </w:rPr>
+        <w:t>a</w:t>
+      </w:r>
+      <w:proofErr w:type="gramEnd"/>
+      <w:r>
+        <w:rPr>
+          <w:rFonts w:ascii="Cascadia Code" w:hAnsi="Cascadia Code" w:cs="Cascadia Code"/>
+        </w:rPr>
+        <w:t>, b, c, d, e, f, g, h, i, j, k, l, m, n, ñ, o, p, q, r, s, t, u, v, w, x, y, z}</w:t>
       </w:r>
     </w:p>
     <w:p>
@@ -273,13 +287,7 @@
         <w:rPr>
           <w:rFonts w:ascii="Cascadia Code" w:hAnsi="Cascadia Code" w:cs="Cascadia Code"/>
         </w:rPr>
-        <w:t>|</w:t>
-      </w:r>
-      <w:r>
-        <w:rPr>
-          <w:rFonts w:ascii="Cascadia Code" w:hAnsi="Cascadia Code" w:cs="Cascadia Code"/>
-        </w:rPr>
-        <w:t>λ</w:t>
+        <w:t>|λ</w:t>
       </w:r>
       <w:r>
         <w:rPr>
@@ -351,7 +359,15 @@
         <w:t>Verdadero</w:t>
       </w:r>
       <w:r>
-        <w:t xml:space="preserve"> porque 1 es una letra del alfabeto A.</w:t>
+        <w:t xml:space="preserve"> porque 1 es una letra del alfabeto </w:t>
+      </w:r>
+      <w:proofErr w:type="gramStart"/>
+      <w:r>
+        <w:t>A</w:t>
+      </w:r>
+      <w:proofErr w:type="gramEnd"/>
+      <w:r>
+        <w:t>.</w:t>
       </w:r>
     </w:p>
     <w:p>
@@ -610,8 +626,13 @@
       <w:pPr>
         <w:pStyle w:val="Respuesta"/>
       </w:pPr>
-      <w:r>
-        <w:t>ya que tanto a como b (los elementos de C) también pertenecen a B.</w:t>
+      <w:proofErr w:type="gramStart"/>
+      <w:r>
+        <w:t>ya</w:t>
+      </w:r>
+      <w:proofErr w:type="gramEnd"/>
+      <w:r>
+        <w:t xml:space="preserve"> que tanto a como b (los elementos de C) también pertenecen a B.</w:t>
       </w:r>
     </w:p>
     <w:p>
@@ -653,9 +674,14 @@
       </w:r>
       <w:proofErr w:type="spellStart"/>
       <w:r>
-        <w:t>a,b</w:t>
-      </w:r>
-      <w:proofErr w:type="spellEnd"/>
+        <w:t>a</w:t>
+      </w:r>
+      <w:proofErr w:type="gramStart"/>
+      <w:r>
+        <w:t>,b</w:t>
+      </w:r>
+      <w:proofErr w:type="spellEnd"/>
+      <w:proofErr w:type="gramEnd"/>
       <w:r>
         <w:t>}=C.</w:t>
       </w:r>
@@ -664,9 +690,14 @@
       </w:r>
       <w:proofErr w:type="spellStart"/>
       <w:r>
-        <w:t>a,b</w:t>
-      </w:r>
-      <w:proofErr w:type="spellEnd"/>
+        <w:t>a</w:t>
+      </w:r>
+      <w:proofErr w:type="gramStart"/>
+      <w:r>
+        <w:t>,b</w:t>
+      </w:r>
+      <w:proofErr w:type="spellEnd"/>
+      <w:proofErr w:type="gramEnd"/>
       <w:r>
         <w:t>} no tuviera.</w:t>
       </w:r>
@@ -738,52 +769,7 @@
             <w:rPr>
               <w:rFonts w:ascii="Cambria Math" w:hAnsi="Cambria Math"/>
             </w:rPr>
-            <m:t>⊆</m:t>
-          </m:r>
-          <m:r>
-            <m:rPr>
-              <m:sty m:val="p"/>
-            </m:rPr>
-            <w:rPr>
-              <w:rFonts w:ascii="Cambria Math" w:hAnsi="Cambria Math"/>
-            </w:rPr>
-            <m:t>B⇔x</m:t>
-          </m:r>
-          <m:r>
-            <m:rPr>
-              <m:sty m:val="p"/>
-            </m:rPr>
-            <w:rPr>
-              <w:rFonts w:ascii="Cambria Math" w:hAnsi="Cambria Math"/>
-            </w:rPr>
-            <m:t>∈</m:t>
-          </m:r>
-          <m:r>
-            <m:rPr>
-              <m:sty m:val="p"/>
-            </m:rPr>
-            <w:rPr>
-              <w:rFonts w:ascii="Cambria Math" w:hAnsi="Cambria Math"/>
-            </w:rPr>
-            <m:t>A⟹x</m:t>
-          </m:r>
-          <m:r>
-            <m:rPr>
-              <m:sty m:val="p"/>
-            </m:rPr>
-            <w:rPr>
-              <w:rFonts w:ascii="Cambria Math" w:hAnsi="Cambria Math"/>
-            </w:rPr>
-            <m:t>∈</m:t>
-          </m:r>
-          <m:r>
-            <m:rPr>
-              <m:sty m:val="p"/>
-            </m:rPr>
-            <w:rPr>
-              <w:rFonts w:ascii="Cambria Math" w:hAnsi="Cambria Math"/>
-            </w:rPr>
-            <m:t>B</m:t>
+            <m:t>⊆B⇔x∈A⟹x∈B</m:t>
           </m:r>
         </m:oMath>
       </m:oMathPara>
@@ -885,9 +871,14 @@
       </w:r>
       <w:proofErr w:type="spellStart"/>
       <w:r>
-        <w:t>a,b,c</w:t>
-      </w:r>
-      <w:proofErr w:type="spellEnd"/>
+        <w:t>a</w:t>
+      </w:r>
+      <w:proofErr w:type="gramStart"/>
+      <w:r>
+        <w:t>,b,c</w:t>
+      </w:r>
+      <w:proofErr w:type="spellEnd"/>
+      <w:proofErr w:type="gramEnd"/>
       <w:r>
         <w:t xml:space="preserve">} y las cadenas x = </w:t>
       </w:r>
@@ -1025,6 +1016,7 @@
       <w:r>
         <w:rPr>
           <w:noProof/>
+          <w:lang w:val="es-ES" w:eastAsia="es-ES"/>
         </w:rPr>
         <mc:AlternateContent>
           <mc:Choice Requires="wps">
@@ -1084,7 +1076,7 @@
               </wp:anchor>
             </w:drawing>
           </mc:Choice>
-          <mc:Fallback>
+          <mc:Fallback xmlns:w16se="http://schemas.microsoft.com/office/word/2015/wordml/symex" xmlns:w16sdtfl="http://schemas.microsoft.com/office/word/2024/wordml/sdtformatlock" xmlns:w16sdtdh="http://schemas.microsoft.com/office/word/2020/wordml/sdtdatahash" xmlns:w16du="http://schemas.microsoft.com/office/word/2023/wordml/word16du" xmlns:w16="http://schemas.microsoft.com/office/word/2018/wordml" xmlns:w16cid="http://schemas.microsoft.com/office/word/2016/wordml/cid" xmlns:w16cex="http://schemas.microsoft.com/office/word/2018/wordml/cex" xmlns:oel="http://schemas.microsoft.com/office/2019/extlst" xmlns:am3d="http://schemas.microsoft.com/office/drawing/2017/model3d" xmlns:aink="http://schemas.microsoft.com/office/drawing/2016/ink" xmlns:cx8="http://schemas.microsoft.com/office/drawing/2016/5/14/chartex" xmlns:cx7="http://schemas.microsoft.com/office/drawing/2016/5/13/chartex" xmlns:cx6="http://schemas.microsoft.com/office/drawing/2016/5/12/chartex" xmlns:cx5="http://schemas.microsoft.com/office/drawing/2016/5/11/chartex" xmlns:cx4="http://schemas.microsoft.com/office/drawing/2016/5/10/chartex" xmlns:cx3="http://schemas.microsoft.com/office/drawing/2016/5/9/chartex" xmlns:cx2="http://schemas.microsoft.com/office/drawing/2015/10/21/chartex" xmlns:cx1="http://schemas.microsoft.com/office/drawing/2015/9/8/chartex" xmlns:cx="http://schemas.microsoft.com/office/drawing/2014/chartex">
             <w:pict>
               <v:shapetype w14:anchorId="50CA834B" id="_x0000_t87" coordsize="21600,21600" o:spt="87" adj="1800,10800" path="m21600,qx10800@0l10800@2qy0@11,10800@3l10800@1qy21600,21600e" filled="f">
                 <v:formulas>
@@ -1236,7 +1228,15 @@
       </w:pPr>
       <w:r>
         <w:tab/>
-        <w:t xml:space="preserve"> r veces</w:t>
+        <w:t xml:space="preserve"> </w:t>
+      </w:r>
+      <w:proofErr w:type="gramStart"/>
+      <w:r>
+        <w:t>r</w:t>
+      </w:r>
+      <w:proofErr w:type="gramEnd"/>
+      <w:r>
+        <w:t xml:space="preserve"> veces</w:t>
       </w:r>
     </w:p>
     <w:p>
@@ -1266,10 +1266,7 @@
       </w:r>
       <w:proofErr w:type="spellStart"/>
       <w:r>
-        <w:t>bbaa</w:t>
-      </w:r>
-      <w:r>
-        <w:t>aaaa</w:t>
+        <w:t>bbaaaaaa</w:t>
       </w:r>
       <w:proofErr w:type="spellEnd"/>
       <w:r>
@@ -1412,13 +1409,7 @@
           <w:rPr>
             <w:rFonts w:ascii="Cambria Math" w:hAnsi="Cambria Math"/>
           </w:rPr>
-          <m:t>=2</m:t>
-        </m:r>
-        <m:r>
-          <w:rPr>
-            <w:rFonts w:ascii="Cambria Math" w:hAnsi="Cambria Math"/>
-          </w:rPr>
-          <m:t>∙1+3∙2=8</m:t>
+          <m:t>=2∙1+3∙2=8</m:t>
         </m:r>
       </m:oMath>
     </w:p>
@@ -1435,10 +1426,12 @@
         </w:rPr>
         <w:t>0</w:t>
       </w:r>
+      <w:proofErr w:type="gramStart"/>
       <w:r>
         <w:t>.(</w:t>
       </w:r>
       <w:proofErr w:type="spellStart"/>
+      <w:proofErr w:type="gramEnd"/>
       <w:r>
         <w:t>xz</w:t>
       </w:r>
@@ -1473,10 +1466,7 @@
         <w:t>2</w:t>
       </w:r>
       <w:r>
-        <w:t>=</w:t>
-      </w:r>
-      <w:r>
-        <w:t>(</w:t>
+        <w:t>=(</w:t>
       </w:r>
       <w:proofErr w:type="spellStart"/>
       <w:r>
@@ -1504,7 +1494,7 @@
       <w:pPr>
         <w:pStyle w:val="Respuesta"/>
         <w:rPr>
-          <w:rFonts w:ascii="Arial" w:eastAsia="Arial" w:hAnsi="Arial" w:cs="Arial" w:hint="eastAsia"/>
+          <w:rFonts w:ascii="Arial" w:eastAsia="Arial" w:hAnsi="Arial" w:cs="Arial"/>
           <w:lang w:eastAsia="ja-JP"/>
         </w:rPr>
       </w:pPr>
@@ -1792,13 +1782,7 @@
           <w:rPr>
             <w:rFonts w:ascii="Cambria Math" w:hAnsi="Cambria Math"/>
           </w:rPr>
-          <m:t xml:space="preserve"> B</m:t>
-        </m:r>
-        <m:r>
-          <w:rPr>
-            <w:rFonts w:ascii="Cambria Math" w:hAnsi="Cambria Math"/>
-          </w:rPr>
-          <m:t>={01,10,1,0}</m:t>
+          <m:t xml:space="preserve"> B={01,10,1,0}</m:t>
         </m:r>
       </m:oMath>
     </w:p>
@@ -1827,13 +1811,7 @@
           <w:rPr>
             <w:rFonts w:ascii="Cambria Math" w:hAnsi="Cambria Math"/>
           </w:rPr>
-          <m:t xml:space="preserve"> B</m:t>
-        </m:r>
-        <m:r>
-          <w:rPr>
-            <w:rFonts w:ascii="Cambria Math" w:hAnsi="Cambria Math"/>
-          </w:rPr>
-          <m:t>={10}</m:t>
+          <m:t xml:space="preserve"> B={10}</m:t>
         </m:r>
       </m:oMath>
       <w:r>
@@ -1865,13 +1843,7 @@
           <w:rPr>
             <w:rFonts w:ascii="Cambria Math" w:hAnsi="Cambria Math"/>
           </w:rPr>
-          <m:t>B</m:t>
-        </m:r>
-        <m:r>
-          <w:rPr>
-            <w:rFonts w:ascii="Cambria Math" w:hAnsi="Cambria Math"/>
-          </w:rPr>
-          <m:t>={01}</m:t>
+          <m:t>B={01}</m:t>
         </m:r>
       </m:oMath>
     </w:p>
@@ -1932,13 +1904,7 @@
           <w:rPr>
             <w:rFonts w:ascii="Cambria Math" w:hAnsi="Cambria Math"/>
           </w:rPr>
-          <m:t>A.B</m:t>
-        </m:r>
-        <m:r>
-          <w:rPr>
-            <w:rFonts w:ascii="Cambria Math" w:hAnsi="Cambria Math"/>
-          </w:rPr>
-          <m:t>={011,010,0110,101,100,1010}</m:t>
+          <m:t>A.B={011,010,0110,101,100,1010}</m:t>
         </m:r>
       </m:oMath>
     </w:p>
@@ -1953,6 +1919,7 @@
       <w:r>
         <w:rPr>
           <w:noProof/>
+          <w:lang w:val="es-ES" w:eastAsia="es-ES"/>
         </w:rPr>
         <mc:AlternateContent>
           <mc:Choice Requires="wps">
@@ -2012,7 +1979,7 @@
               </wp:anchor>
             </w:drawing>
           </mc:Choice>
-          <mc:Fallback>
+          <mc:Fallback xmlns:w16se="http://schemas.microsoft.com/office/word/2015/wordml/symex" xmlns:w16sdtfl="http://schemas.microsoft.com/office/word/2024/wordml/sdtformatlock" xmlns:w16sdtdh="http://schemas.microsoft.com/office/word/2020/wordml/sdtdatahash" xmlns:w16du="http://schemas.microsoft.com/office/word/2023/wordml/word16du" xmlns:w16="http://schemas.microsoft.com/office/word/2018/wordml" xmlns:w16cid="http://schemas.microsoft.com/office/word/2016/wordml/cid" xmlns:w16cex="http://schemas.microsoft.com/office/word/2018/wordml/cex" xmlns:oel="http://schemas.microsoft.com/office/2019/extlst" xmlns:am3d="http://schemas.microsoft.com/office/drawing/2017/model3d" xmlns:aink="http://schemas.microsoft.com/office/drawing/2016/ink" xmlns:cx8="http://schemas.microsoft.com/office/drawing/2016/5/14/chartex" xmlns:cx7="http://schemas.microsoft.com/office/drawing/2016/5/13/chartex" xmlns:cx6="http://schemas.microsoft.com/office/drawing/2016/5/12/chartex" xmlns:cx5="http://schemas.microsoft.com/office/drawing/2016/5/11/chartex" xmlns:cx4="http://schemas.microsoft.com/office/drawing/2016/5/10/chartex" xmlns:cx3="http://schemas.microsoft.com/office/drawing/2016/5/9/chartex" xmlns:cx2="http://schemas.microsoft.com/office/drawing/2015/10/21/chartex" xmlns:cx1="http://schemas.microsoft.com/office/drawing/2015/9/8/chartex" xmlns:cx="http://schemas.microsoft.com/office/drawing/2014/chartex">
             <w:pict>
               <v:shape w14:anchorId="3F5FDCD0" id="Abrir llave 2" o:spid="_x0000_s1026" type="#_x0000_t87" style="position:absolute;margin-left:124.65pt;margin-top:148.95pt;width:11.1pt;height:52.5pt;rotation:-90;z-index:251660288;visibility:visible;mso-wrap-style:square;mso-height-percent:0;mso-wrap-distance-left:9pt;mso-wrap-distance-top:0;mso-wrap-distance-right:9pt;mso-wrap-distance-bottom:0;mso-position-horizontal:absolute;mso-position-horizontal-relative:text;mso-position-vertical:absolute;mso-position-vertical-relative:text;mso-height-percent:0;mso-height-relative:margin;v-text-anchor:middle" o:gfxdata="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" adj="381" strokecolor="black [3200]" strokeweight=".5pt">
                 <v:stroke joinstyle="miter"/>
@@ -2091,13 +2058,7 @@
           <w:rPr>
             <w:rFonts w:ascii="Cambria Math" w:hAnsi="Cambria Math"/>
           </w:rPr>
-          <m:t xml:space="preserve"> L2</m:t>
-        </m:r>
-        <m:r>
-          <w:rPr>
-            <w:rFonts w:ascii="Cambria Math" w:hAnsi="Cambria Math"/>
-          </w:rPr>
-          <m:t>={</m:t>
+          <m:t xml:space="preserve"> L2={</m:t>
         </m:r>
         <m:r>
           <m:rPr>
@@ -2165,13 +2126,7 @@
           <w:rPr>
             <w:rFonts w:ascii="Cambria Math" w:hAnsi="Cambria Math"/>
           </w:rPr>
-          <m:t xml:space="preserve"> L3</m:t>
-        </m:r>
-        <m:r>
-          <w:rPr>
-            <w:rFonts w:ascii="Cambria Math" w:hAnsi="Cambria Math"/>
-          </w:rPr>
-          <m:t>={</m:t>
+          <m:t xml:space="preserve"> L3={</m:t>
         </m:r>
         <m:r>
           <m:rPr>
@@ -2218,13 +2173,7 @@
           <w:rPr>
             <w:rFonts w:ascii="Cambria Math" w:hAnsi="Cambria Math"/>
           </w:rPr>
-          <m:t xml:space="preserve"> L4</m:t>
-        </m:r>
-        <m:r>
-          <w:rPr>
-            <w:rFonts w:ascii="Cambria Math" w:hAnsi="Cambria Math"/>
-          </w:rPr>
-          <m:t>=</m:t>
+          <m:t xml:space="preserve"> L4=</m:t>
         </m:r>
         <m:r>
           <m:rPr>
@@ -2250,13 +2199,7 @@
           <w:rPr>
             <w:rFonts w:ascii="Cambria Math" w:hAnsi="Cambria Math"/>
           </w:rPr>
-          <m:t>L1 ∩ L2</m:t>
-        </m:r>
-        <m:r>
-          <w:rPr>
-            <w:rFonts w:ascii="Cambria Math" w:hAnsi="Cambria Math"/>
-          </w:rPr>
-          <m:t>=</m:t>
+          <m:t>L1 ∩ L2=</m:t>
         </m:r>
         <m:r>
           <m:rPr>
@@ -2282,13 +2225,7 @@
           <w:rPr>
             <w:rFonts w:ascii="Cambria Math" w:hAnsi="Cambria Math"/>
           </w:rPr>
-          <m:t>L2 ∩ L3</m:t>
-        </m:r>
-        <m:r>
-          <w:rPr>
-            <w:rFonts w:ascii="Cambria Math" w:hAnsi="Cambria Math"/>
-          </w:rPr>
-          <m:t>={b,aa,bb}</m:t>
+          <m:t>L2 ∩ L3={b,aa,bb}</m:t>
         </m:r>
       </m:oMath>
     </w:p>
@@ -2305,13 +2242,7 @@
           <w:rPr>
             <w:rFonts w:ascii="Cambria Math" w:hAnsi="Cambria Math"/>
           </w:rPr>
-          <m:t>L3 ∩ L4</m:t>
-        </m:r>
-        <m:r>
-          <w:rPr>
-            <w:rFonts w:ascii="Cambria Math" w:hAnsi="Cambria Math"/>
-          </w:rPr>
-          <m:t>=</m:t>
+          <m:t>L3 ∩ L4=</m:t>
         </m:r>
         <m:r>
           <m:rPr>
@@ -2337,19 +2268,7 @@
           <w:rPr>
             <w:rFonts w:ascii="Cambria Math" w:hAnsi="Cambria Math"/>
           </w:rPr>
-          <m:t>L1 ∩ L4</m:t>
-        </m:r>
-        <m:r>
-          <w:rPr>
-            <w:rFonts w:ascii="Cambria Math" w:hAnsi="Cambria Math"/>
-          </w:rPr>
-          <m:t>=</m:t>
-        </m:r>
-        <m:r>
-          <w:rPr>
-            <w:rFonts w:ascii="Cambria Math" w:hAnsi="Cambria Math"/>
-          </w:rPr>
-          <m:t>∅</m:t>
+          <m:t>L1 ∩ L4=∅</m:t>
         </m:r>
       </m:oMath>
     </w:p>
@@ -2366,19 +2285,7 @@
           <w:rPr>
             <w:rFonts w:ascii="Cambria Math" w:hAnsi="Cambria Math"/>
           </w:rPr>
-          <m:t>L1 - L3</m:t>
-        </m:r>
-        <m:r>
-          <w:rPr>
-            <w:rFonts w:ascii="Cambria Math" w:hAnsi="Cambria Math"/>
-          </w:rPr>
-          <m:t>=</m:t>
-        </m:r>
-        <m:r>
-          <w:rPr>
-            <w:rFonts w:ascii="Cambria Math" w:hAnsi="Cambria Math"/>
-          </w:rPr>
-          <m:t>∅</m:t>
+          <m:t>L1 - L3=∅</m:t>
         </m:r>
       </m:oMath>
     </w:p>
@@ -2580,13 +2487,7 @@
           <w:rPr>
             <w:rFonts w:ascii="Cambria Math" w:hAnsi="Cambria Math"/>
           </w:rPr>
-          <m:t>∩L3</m:t>
-        </m:r>
-        <m:r>
-          <w:rPr>
-            <w:rFonts w:ascii="Cambria Math" w:hAnsi="Cambria Math"/>
-          </w:rPr>
-          <m:t>=</m:t>
+          <m:t>∩L3=</m:t>
         </m:r>
         <m:r>
           <m:rPr>
@@ -2778,7 +2679,264 @@
         <w:t>&lt;{a,b,c,0,1}, {S}, S, {S::=a|b|c|Sa|Sb|Sc|S0|S1}&gt;</w:t>
       </w:r>
       <w:r>
-        <w:t>, determinar si las siguientes cadenas pertenecen a L(G): a, ab0, a0c01, 0a, 11, aaa</w:t>
+        <w:t xml:space="preserve">, determinar si las siguientes cadenas pertenecen a L(G): a, ab0, a0c01, 0a, 11, </w:t>
+      </w:r>
+      <w:proofErr w:type="spellStart"/>
+      <w:r>
+        <w:t>aaa</w:t>
+      </w:r>
+      <w:proofErr w:type="spellEnd"/>
+    </w:p>
+    <w:p>
+      <w:pPr>
+        <w:pStyle w:val="Respuesta"/>
+      </w:pPr>
+      <w:r>
+        <w:t>S-&gt;a =&gt; a</w:t>
+      </w:r>
+      <w:r>
+        <w:rPr>
+          <w:rFonts w:ascii="Cambria Math" w:hAnsi="Cambria Math" w:cs="Cambria Math"/>
+        </w:rPr>
+        <w:t>∈</w:t>
+      </w:r>
+      <w:proofErr w:type="gramStart"/>
+      <w:r>
+        <w:t>L(</w:t>
+      </w:r>
+      <w:proofErr w:type="gramEnd"/>
+      <w:r>
+        <w:t>G)</w:t>
+      </w:r>
+    </w:p>
+    <w:p>
+      <w:pPr>
+        <w:pStyle w:val="Respuesta"/>
+      </w:pPr>
+      <w:r>
+        <w:t>S-&gt;S</w:t>
+      </w:r>
+      <w:r>
+        <w:t xml:space="preserve">0-&gt;Sb0-&gt;ab0 =&gt; </w:t>
+      </w:r>
+      <w:r>
+        <w:t>ab0</w:t>
+      </w:r>
+      <w:r>
+        <w:rPr>
+          <w:rFonts w:ascii="Cambria Math" w:hAnsi="Cambria Math" w:cs="Cambria Math"/>
+        </w:rPr>
+        <w:t>∈</w:t>
+      </w:r>
+      <w:proofErr w:type="gramStart"/>
+      <w:r>
+        <w:t>L(</w:t>
+      </w:r>
+      <w:proofErr w:type="gramEnd"/>
+      <w:r>
+        <w:t>G)</w:t>
+      </w:r>
+    </w:p>
+    <w:p>
+      <w:pPr>
+        <w:pStyle w:val="Respuesta"/>
+        <w:rPr>
+          <w:kern w:val="0"/>
+          <w14:ligatures w14:val="none"/>
+        </w:rPr>
+      </w:pPr>
+      <w:r>
+        <w:t>S-&gt;S1-&gt;S01-&gt;Sc01-&gt;</w:t>
+      </w:r>
+      <w:r>
+        <w:t xml:space="preserve">S0c01-&gt;a0c01 =&gt; </w:t>
+      </w:r>
+      <w:r>
+        <w:t>a0c01</w:t>
+      </w:r>
+      <w:r>
+        <w:rPr>
+          <w:rFonts w:ascii="Cambria Math" w:hAnsi="Cambria Math" w:cs="Cambria Math"/>
+          <w:kern w:val="0"/>
+          <w14:ligatures w14:val="none"/>
+        </w:rPr>
+        <w:t>∈</w:t>
+      </w:r>
+      <w:proofErr w:type="gramStart"/>
+      <w:r>
+        <w:rPr>
+          <w:kern w:val="0"/>
+          <w14:ligatures w14:val="none"/>
+        </w:rPr>
+        <w:t>L(</w:t>
+      </w:r>
+      <w:proofErr w:type="gramEnd"/>
+      <w:r>
+        <w:rPr>
+          <w:kern w:val="0"/>
+          <w14:ligatures w14:val="none"/>
+        </w:rPr>
+        <w:t>G)</w:t>
+      </w:r>
+    </w:p>
+    <w:p>
+      <w:pPr>
+        <w:pStyle w:val="Respuesta"/>
+        <w:rPr>
+          <w:kern w:val="0"/>
+          <w14:ligatures w14:val="none"/>
+        </w:rPr>
+      </w:pPr>
+      <w:r>
+        <w:rPr>
+          <w:kern w:val="0"/>
+          <w14:ligatures w14:val="none"/>
+        </w:rPr>
+        <w:lastRenderedPageBreak/>
+        <w:t xml:space="preserve">0a no pertenece a </w:t>
+      </w:r>
+      <w:proofErr w:type="gramStart"/>
+      <w:r>
+        <w:rPr>
+          <w:kern w:val="0"/>
+          <w14:ligatures w14:val="none"/>
+        </w:rPr>
+        <w:t>L(</w:t>
+      </w:r>
+      <w:proofErr w:type="gramEnd"/>
+      <w:r>
+        <w:rPr>
+          <w:kern w:val="0"/>
+          <w14:ligatures w14:val="none"/>
+        </w:rPr>
+        <w:t>G) porque el primer símbolo terminal nunca puede ser 0, sino que debe estar acompañado por otras cadenas previamente.</w:t>
+      </w:r>
+    </w:p>
+    <w:p>
+      <w:pPr>
+        <w:pStyle w:val="Respuesta"/>
+        <w:rPr>
+          <w:kern w:val="0"/>
+          <w:lang w:val="es-ES"/>
+          <w14:ligatures w14:val="none"/>
+        </w:rPr>
+      </w:pPr>
+      <w:r>
+        <w:rPr>
+          <w:kern w:val="0"/>
+          <w14:ligatures w14:val="none"/>
+        </w:rPr>
+        <w:t xml:space="preserve">11 no pertenece a </w:t>
+      </w:r>
+      <w:proofErr w:type="gramStart"/>
+      <w:r>
+        <w:rPr>
+          <w:kern w:val="0"/>
+          <w14:ligatures w14:val="none"/>
+        </w:rPr>
+        <w:t>L</w:t>
+      </w:r>
+      <w:r>
+        <w:rPr>
+          <w:kern w:val="0"/>
+          <w:lang w:val="es-ES"/>
+          <w14:ligatures w14:val="none"/>
+        </w:rPr>
+        <w:t>(</w:t>
+      </w:r>
+      <w:proofErr w:type="gramEnd"/>
+      <w:r>
+        <w:rPr>
+          <w:kern w:val="0"/>
+          <w:lang w:val="es-ES"/>
+          <w14:ligatures w14:val="none"/>
+        </w:rPr>
+        <w:t>G) porque gramaticalmente está mal que empiece con un número.</w:t>
+      </w:r>
+    </w:p>
+    <w:p>
+      <w:pPr>
+        <w:pStyle w:val="Respuesta"/>
+        <w:rPr>
+          <w:lang w:val="fr-FR"/>
+        </w:rPr>
+      </w:pPr>
+      <w:r>
+        <w:rPr>
+          <w:kern w:val="0"/>
+          <w:lang w:val="fr-FR"/>
+          <w14:ligatures w14:val="none"/>
+        </w:rPr>
+        <w:t>S-&gt;Sa-&gt;</w:t>
+      </w:r>
+      <w:proofErr w:type="spellStart"/>
+      <w:r>
+        <w:rPr>
+          <w:kern w:val="0"/>
+          <w:lang w:val="fr-FR"/>
+          <w14:ligatures w14:val="none"/>
+        </w:rPr>
+        <w:t>Saa</w:t>
+      </w:r>
+      <w:proofErr w:type="spellEnd"/>
+      <w:r>
+        <w:rPr>
+          <w:kern w:val="0"/>
+          <w:lang w:val="fr-FR"/>
+          <w14:ligatures w14:val="none"/>
+        </w:rPr>
+        <w:t>-&gt;</w:t>
+      </w:r>
+      <w:proofErr w:type="spellStart"/>
+      <w:r>
+        <w:rPr>
+          <w:kern w:val="0"/>
+          <w:lang w:val="fr-FR"/>
+          <w14:ligatures w14:val="none"/>
+        </w:rPr>
+        <w:t>aaa</w:t>
+      </w:r>
+      <w:proofErr w:type="spellEnd"/>
+      <w:r>
+        <w:rPr>
+          <w:kern w:val="0"/>
+          <w:lang w:val="fr-FR"/>
+          <w14:ligatures w14:val="none"/>
+        </w:rPr>
+        <w:t xml:space="preserve"> =&gt; </w:t>
+      </w:r>
+      <w:proofErr w:type="spellStart"/>
+      <w:r>
+        <w:rPr>
+          <w:kern w:val="0"/>
+          <w:lang w:val="fr-FR"/>
+          <w14:ligatures w14:val="none"/>
+        </w:rPr>
+        <w:t>aaa</w:t>
+      </w:r>
+      <w:proofErr w:type="spellEnd"/>
+      <w:r>
+        <w:rPr>
+          <w:rFonts w:ascii="Cambria Math" w:hAnsi="Cambria Math" w:cs="Cambria Math"/>
+          <w:kern w:val="0"/>
+          <w14:ligatures w14:val="none"/>
+        </w:rPr>
+        <w:t xml:space="preserve"> </w:t>
+      </w:r>
+      <w:r>
+        <w:rPr>
+          <w:rFonts w:ascii="Cambria Math" w:hAnsi="Cambria Math" w:cs="Cambria Math"/>
+          <w:kern w:val="0"/>
+          <w14:ligatures w14:val="none"/>
+        </w:rPr>
+        <w:t>∈</w:t>
+      </w:r>
+      <w:r>
+        <w:rPr>
+          <w:kern w:val="0"/>
+          <w14:ligatures w14:val="none"/>
+        </w:rPr>
+        <w:t>L(G)</w:t>
       </w:r>
     </w:p>
     <w:p>
@@ -2788,6 +2946,8 @@
           <w:ilvl w:val="0"/>
           <w:numId w:val="2"/>
         </w:numPr>
+        <w:spacing w:after="0"/>
+        <w:ind w:left="714" w:hanging="357"/>
       </w:pPr>
       <w:r>
         <w:t>Escribir gramáticas para:</w:t>
@@ -2795,7 +2955,34 @@
     </w:p>
     <w:p>
       <w:pPr>
-        <w:pStyle w:val="Prrafodelista"/>
+        <w:pStyle w:val="Respuesta"/>
+      </w:pPr>
+      <w:r>
+        <w:t>Sintaxis de la gramática: G=&lt;S, V</w:t>
+      </w:r>
+      <w:r>
+        <w:rPr>
+          <w:vertAlign w:val="subscript"/>
+        </w:rPr>
+        <w:t>N</w:t>
+      </w:r>
+      <w:r>
+        <w:t>, V</w:t>
+      </w:r>
+      <w:r>
+        <w:rPr>
+          <w:vertAlign w:val="subscript"/>
+        </w:rPr>
+        <w:t>T</w:t>
+      </w:r>
+      <w:r>
+        <w:t>, P&gt;</w:t>
+      </w:r>
+    </w:p>
+    <w:p>
+      <w:pPr>
+        <w:pStyle w:val="Prrafodelista"/>
+        <w:spacing w:after="0"/>
       </w:pPr>
       <w:r>
         <w:t>A = cadenas de bits que no comiencen con 1</w:t>
@@ -2803,10 +2990,119 @@
     </w:p>
     <w:p>
       <w:pPr>
-        <w:pStyle w:val="Prrafodelista"/>
+        <w:pStyle w:val="Respuesta"/>
+      </w:pPr>
+      <w:r>
+        <w:t>G=&lt;</w:t>
+      </w:r>
+      <w:r>
+        <w:t>S, {S, A}, {0, 1}, {</w:t>
+      </w:r>
+    </w:p>
+    <w:p>
+      <w:pPr>
+        <w:pStyle w:val="Respuesta"/>
+      </w:pPr>
+      <w:r>
+        <w:tab/>
+        <w:t>S::=0A,</w:t>
+      </w:r>
+    </w:p>
+    <w:p>
+      <w:pPr>
+        <w:pStyle w:val="Respuesta"/>
+      </w:pPr>
+      <w:r>
+        <w:tab/>
+        <w:t xml:space="preserve">A::= </w:t>
+      </w:r>
+      <w:r>
+        <w:t>S</w:t>
+      </w:r>
+      <w:r>
+        <w:t xml:space="preserve"> | 1</w:t>
+      </w:r>
+      <w:r>
+        <w:t>A</w:t>
+      </w:r>
+      <w:r>
+        <w:t xml:space="preserve"> | </w:t>
+      </w:r>
+      <w:r>
+        <w:rPr>
+          <w:rFonts w:ascii="Times New Roman" w:hAnsi="Times New Roman" w:cs="Times New Roman"/>
+        </w:rPr>
+        <w:t>λ</w:t>
+      </w:r>
+    </w:p>
+    <w:p>
+      <w:pPr>
+        <w:pStyle w:val="Respuesta"/>
+      </w:pPr>
+      <w:r>
+        <w:t>}</w:t>
+      </w:r>
+    </w:p>
+    <w:p>
+      <w:pPr>
+        <w:pStyle w:val="Prrafodelista"/>
+        <w:spacing w:after="0"/>
       </w:pPr>
       <w:r>
         <w:t>B = cadenas de bits que comiencen y terminen con 1</w:t>
+      </w:r>
+    </w:p>
+    <w:p>
+      <w:pPr>
+        <w:pStyle w:val="Respuesta"/>
+      </w:pPr>
+      <w:r>
+        <w:t>G=&lt;S, {S, A}, {0, 1}, {</w:t>
+      </w:r>
+    </w:p>
+    <w:p>
+      <w:pPr>
+        <w:pStyle w:val="Respuesta"/>
+      </w:pPr>
+      <w:r>
+        <w:tab/>
+        <w:t>S</w:t>
+      </w:r>
+      <w:proofErr w:type="gramStart"/>
+      <w:r>
+        <w:t>::=</w:t>
+      </w:r>
+      <w:proofErr w:type="gramEnd"/>
+      <w:r>
+        <w:t xml:space="preserve"> 1 | 1A1,</w:t>
+      </w:r>
+    </w:p>
+    <w:p>
+      <w:pPr>
+        <w:pStyle w:val="Respuesta"/>
+      </w:pPr>
+      <w:r>
+        <w:tab/>
+        <w:t>A</w:t>
+      </w:r>
+      <w:proofErr w:type="gramStart"/>
+      <w:r>
+        <w:t>::=</w:t>
+      </w:r>
+      <w:proofErr w:type="gramEnd"/>
+      <w:r>
+        <w:t xml:space="preserve"> 0A | 1A | </w:t>
+      </w:r>
+      <w:r>
+        <w:t>λ</w:t>
+      </w:r>
+    </w:p>
+    <w:p>
+      <w:pPr>
+        <w:pStyle w:val="Respuesta"/>
+      </w:pPr>
+      <w:r>
+        <w:t>}</w:t>
       </w:r>
     </w:p>
     <w:p>
@@ -2818,7 +3114,12 @@
         </w:numPr>
       </w:pPr>
       <w:r>
-        <w:t xml:space="preserve">Para cada una de las siguientes gramáticas, graficar el árbol de derivación para las sartas dadas que puedan generarse </w:t>
+        <w:t>Para cad</w:t>
+      </w:r>
+      <w:bookmarkStart w:id="0" w:name="_GoBack"/>
+      <w:bookmarkEnd w:id="0"/>
+      <w:r>
+        <w:t xml:space="preserve">a una de las siguientes gramáticas, graficar el árbol de derivación para las sartas dadas que puedan generarse </w:t>
       </w:r>
     </w:p>
     <w:p>
@@ -2830,7 +3131,6 @@
         </w:numPr>
       </w:pPr>
       <w:r>
-        <w:lastRenderedPageBreak/>
         <w:t xml:space="preserve">S ::= </w:t>
       </w:r>
       <w:proofErr w:type="spellStart"/>
@@ -2845,7 +3145,15 @@
         <w:ind w:left="1440"/>
       </w:pPr>
       <w:r>
-        <w:t xml:space="preserve">A ::= </w:t>
+        <w:t xml:space="preserve">A </w:t>
+      </w:r>
+      <w:proofErr w:type="gramStart"/>
+      <w:r>
+        <w:t>::=</w:t>
+      </w:r>
+      <w:proofErr w:type="gramEnd"/>
+      <w:r>
+        <w:t xml:space="preserve"> </w:t>
       </w:r>
       <w:proofErr w:type="spellStart"/>
       <w:r>
@@ -2904,7 +3212,15 @@
         <w:ind w:left="1440"/>
       </w:pPr>
       <w:r>
-        <w:t xml:space="preserve">A ::= </w:t>
+        <w:t xml:space="preserve">A </w:t>
+      </w:r>
+      <w:proofErr w:type="gramStart"/>
+      <w:r>
+        <w:t>::=</w:t>
+      </w:r>
+      <w:proofErr w:type="gramEnd"/>
+      <w:r>
+        <w:t xml:space="preserve"> </w:t>
       </w:r>
       <w:proofErr w:type="spellStart"/>
       <w:r>
@@ -2918,7 +3234,15 @@
         <w:ind w:left="1440"/>
       </w:pPr>
       <w:r>
-        <w:t xml:space="preserve">B ::= </w:t>
+        <w:t xml:space="preserve">B </w:t>
+      </w:r>
+      <w:proofErr w:type="gramStart"/>
+      <w:r>
+        <w:t>::=</w:t>
+      </w:r>
+      <w:proofErr w:type="gramEnd"/>
+      <w:r>
+        <w:t xml:space="preserve"> </w:t>
       </w:r>
       <w:proofErr w:type="spellStart"/>
       <w:r>
@@ -2968,7 +3292,15 @@
         </w:numPr>
       </w:pPr>
       <w:r>
-        <w:t>Sean las siguientes gramáticas G, construir dos árboles de derivación diferentes para una misma cadena perteneciente a L(G). ¿Qué características tienen estas gramáticas?</w:t>
+        <w:t xml:space="preserve">Sean las siguientes gramáticas G, construir dos árboles de derivación diferentes para una misma cadena perteneciente a </w:t>
+      </w:r>
+      <w:proofErr w:type="gramStart"/>
+      <w:r>
+        <w:t>L(</w:t>
+      </w:r>
+      <w:proofErr w:type="gramEnd"/>
+      <w:r>
+        <w:t>G). ¿Qué características tienen estas gramáticas?</w:t>
       </w:r>
     </w:p>
     <w:p>
@@ -3040,9 +3372,14 @@
         </w:numPr>
       </w:pPr>
       <w:r>
-        <w:t>¿Son equivalentes las gramáticas con los siguientes conjuntos de producciones? {S::=</w:t>
-      </w:r>
-      <w:proofErr w:type="spellStart"/>
+        <w:t>¿Son equivalentes las gramáticas con los siguientes conjuntos de producciones? {S</w:t>
+      </w:r>
+      <w:proofErr w:type="gramStart"/>
+      <w:r>
+        <w:t>::=</w:t>
+      </w:r>
+      <w:proofErr w:type="spellStart"/>
+      <w:proofErr w:type="gramEnd"/>
       <w:r>
         <w:t>aSb|ab|λ</w:t>
       </w:r>
@@ -3066,7 +3403,7 @@
 </file>
 
 <file path=word/endnotes.xml><?xml version="1.0" encoding="utf-8"?>
-<w:endnotes xmlns:wpc="http://schemas.microsoft.com/office/word/2010/wordprocessingCanvas" xmlns:cx="http://schemas.microsoft.com/office/drawing/2014/chartex" xmlns:cx1="http://schemas.microsoft.com/office/drawing/2015/9/8/chartex" xmlns:cx2="http://schemas.microsoft.com/office/drawing/2015/10/21/chartex" xmlns:cx3="http://schemas.microsoft.com/office/drawing/2016/5/9/chartex" xmlns:cx4="http://schemas.microsoft.com/office/drawing/2016/5/10/chartex" xmlns:cx5="http://schemas.microsoft.com/office/drawing/2016/5/11/chartex" xmlns:cx6="http://schemas.microsoft.com/office/drawing/2016/5/12/chartex" xmlns:cx7="http://schemas.microsoft.com/office/drawing/2016/5/13/chartex" xmlns:cx8="http://schemas.microsoft.com/office/drawing/2016/5/14/chartex" xmlns:mc="http://schemas.openxmlformats.org/markup-compatibility/2006" xmlns:aink="http://schemas.microsoft.com/office/drawing/2016/ink" xmlns:am3d="http://schemas.microsoft.com/office/drawing/2017/model3d" xmlns:o="urn:schemas-microsoft-com:office:office" xmlns:oel="http://schemas.microsoft.com/office/2019/extlst" xmlns:r="http://schemas.openxmlformats.org/officeDocument/2006/relationships" xmlns:m="http://schemas.openxmlformats.org/officeDocument/2006/math" xmlns:v="urn:schemas-microsoft-com:vml" xmlns:wp14="http://schemas.microsoft.com/office/word/2010/wordprocessingDrawing" xmlns:wp="http://schemas.openxmlformats.org/drawingml/2006/wordprocessingDrawing" xmlns:w10="urn:schemas-microsoft-com:office:word" xmlns:w="http://schemas.openxmlformats.org/wordprocessingml/2006/main" xmlns:w14="http://schemas.microsoft.com/office/word/2010/wordml" xmlns:w15="http://schemas.microsoft.com/office/word/2012/wordml" xmlns:w16cex="http://schemas.microsoft.com/office/word/2018/wordml/cex" xmlns:w16cid="http://schemas.microsoft.com/office/word/2016/wordml/cid" xmlns:w16="http://schemas.microsoft.com/office/word/2018/wordml" xmlns:w16du="http://schemas.microsoft.com/office/word/2023/wordml/word16du" xmlns:w16sdtdh="http://schemas.microsoft.com/office/word/2020/wordml/sdtdatahash" xmlns:w16sdtfl="http://schemas.microsoft.com/office/word/2024/wordml/sdtformatlock" xmlns:w16se="http://schemas.microsoft.com/office/word/2015/wordml/symex" xmlns:wpg="http://schemas.microsoft.com/office/word/2010/wordprocessingGroup" xmlns:wpi="http://schemas.microsoft.com/office/word/2010/wordprocessingInk" xmlns:wne="http://schemas.microsoft.com/office/word/2006/wordml" xmlns:wps="http://schemas.microsoft.com/office/word/2010/wordprocessingShape" mc:Ignorable="w14 w15 w16se w16cid w16 w16cex w16sdtdh w16sdtfl w16du wp14">
+<w:endnotes xmlns:wpc="http://schemas.microsoft.com/office/word/2010/wordprocessingCanvas" xmlns:mc="http://schemas.openxmlformats.org/markup-compatibility/2006" xmlns:o="urn:schemas-microsoft-com:office:office" xmlns:r="http://schemas.openxmlformats.org/officeDocument/2006/relationships" xmlns:m="http://schemas.openxmlformats.org/officeDocument/2006/math" xmlns:v="urn:schemas-microsoft-com:vml" xmlns:wp14="http://schemas.microsoft.com/office/word/2010/wordprocessingDrawing" xmlns:wp="http://schemas.openxmlformats.org/drawingml/2006/wordprocessingDrawing" xmlns:w10="urn:schemas-microsoft-com:office:word" xmlns:w="http://schemas.openxmlformats.org/wordprocessingml/2006/main" xmlns:w14="http://schemas.microsoft.com/office/word/2010/wordml" xmlns:w15="http://schemas.microsoft.com/office/word/2012/wordml" xmlns:wpg="http://schemas.microsoft.com/office/word/2010/wordprocessingGroup" xmlns:wpi="http://schemas.microsoft.com/office/word/2010/wordprocessingInk" xmlns:wne="http://schemas.microsoft.com/office/word/2006/wordml" xmlns:wps="http://schemas.microsoft.com/office/word/2010/wordprocessingShape" mc:Ignorable="w14 w15 wp14">
   <w:endnote w:type="separator" w:id="-1">
     <w:p>
       <w:pPr>
@@ -3091,7 +3428,7 @@
 </file>
 
 <file path=word/footer1.xml><?xml version="1.0" encoding="utf-8"?>
-<w:ftr xmlns:wpc="http://schemas.microsoft.com/office/word/2010/wordprocessingCanvas" xmlns:cx="http://schemas.microsoft.com/office/drawing/2014/chartex" xmlns:cx1="http://schemas.microsoft.com/office/drawing/2015/9/8/chartex" xmlns:cx2="http://schemas.microsoft.com/office/drawing/2015/10/21/chartex" xmlns:cx3="http://schemas.microsoft.com/office/drawing/2016/5/9/chartex" xmlns:cx4="http://schemas.microsoft.com/office/drawing/2016/5/10/chartex" xmlns:cx5="http://schemas.microsoft.com/office/drawing/2016/5/11/chartex" xmlns:cx6="http://schemas.microsoft.com/office/drawing/2016/5/12/chartex" xmlns:cx7="http://schemas.microsoft.com/office/drawing/2016/5/13/chartex" xmlns:cx8="http://schemas.microsoft.com/office/drawing/2016/5/14/chartex" xmlns:mc="http://schemas.openxmlformats.org/markup-compatibility/2006" xmlns:aink="http://schemas.microsoft.com/office/drawing/2016/ink" xmlns:am3d="http://schemas.microsoft.com/office/drawing/2017/model3d" xmlns:o="urn:schemas-microsoft-com:office:office" xmlns:oel="http://schemas.microsoft.com/office/2019/extlst" xmlns:r="http://schemas.openxmlformats.org/officeDocument/2006/relationships" xmlns:m="http://schemas.openxmlformats.org/officeDocument/2006/math" xmlns:v="urn:schemas-microsoft-com:vml" xmlns:wp14="http://schemas.microsoft.com/office/word/2010/wordprocessingDrawing" xmlns:wp="http://schemas.openxmlformats.org/drawingml/2006/wordprocessingDrawing" xmlns:w10="urn:schemas-microsoft-com:office:word" xmlns:w="http://schemas.openxmlformats.org/wordprocessingml/2006/main" xmlns:w14="http://schemas.microsoft.com/office/word/2010/wordml" xmlns:w15="http://schemas.microsoft.com/office/word/2012/wordml" xmlns:w16cex="http://schemas.microsoft.com/office/word/2018/wordml/cex" xmlns:w16cid="http://schemas.microsoft.com/office/word/2016/wordml/cid" xmlns:w16="http://schemas.microsoft.com/office/word/2018/wordml" xmlns:w16du="http://schemas.microsoft.com/office/word/2023/wordml/word16du" xmlns:w16sdtdh="http://schemas.microsoft.com/office/word/2020/wordml/sdtdatahash" xmlns:w16sdtfl="http://schemas.microsoft.com/office/word/2024/wordml/sdtformatlock" xmlns:w16se="http://schemas.microsoft.com/office/word/2015/wordml/symex" xmlns:wpg="http://schemas.microsoft.com/office/word/2010/wordprocessingGroup" xmlns:wpi="http://schemas.microsoft.com/office/word/2010/wordprocessingInk" xmlns:wne="http://schemas.microsoft.com/office/word/2006/wordml" xmlns:wps="http://schemas.microsoft.com/office/word/2010/wordprocessingShape" mc:Ignorable="w14 w15 w16se w16cid w16 w16cex w16sdtdh w16sdtfl w16du wp14">
+<w:ftr xmlns:wpc="http://schemas.microsoft.com/office/word/2010/wordprocessingCanvas" xmlns:mc="http://schemas.openxmlformats.org/markup-compatibility/2006" xmlns:o="urn:schemas-microsoft-com:office:office" xmlns:r="http://schemas.openxmlformats.org/officeDocument/2006/relationships" xmlns:m="http://schemas.openxmlformats.org/officeDocument/2006/math" xmlns:v="urn:schemas-microsoft-com:vml" xmlns:wp14="http://schemas.microsoft.com/office/word/2010/wordprocessingDrawing" xmlns:wp="http://schemas.openxmlformats.org/drawingml/2006/wordprocessingDrawing" xmlns:w10="urn:schemas-microsoft-com:office:word" xmlns:w="http://schemas.openxmlformats.org/wordprocessingml/2006/main" xmlns:w14="http://schemas.microsoft.com/office/word/2010/wordml" xmlns:w15="http://schemas.microsoft.com/office/word/2012/wordml" xmlns:wpg="http://schemas.microsoft.com/office/word/2010/wordprocessingGroup" xmlns:wpi="http://schemas.microsoft.com/office/word/2010/wordprocessingInk" xmlns:wne="http://schemas.microsoft.com/office/word/2006/wordml" xmlns:wps="http://schemas.microsoft.com/office/word/2010/wordprocessingShape" mc:Ignorable="w14 w15 wp14">
   <w:sdt>
     <w:sdtPr>
       <w:id w:val="-1722970171"/>
@@ -3100,6 +3437,7 @@
         <w:docPartUnique/>
       </w:docPartObj>
     </w:sdtPr>
+    <w:sdtEndPr/>
     <w:sdtContent>
       <w:p>
         <w:pPr>
@@ -3117,6 +3455,7 @@
         </w:r>
         <w:r>
           <w:rPr>
+            <w:noProof/>
             <w:lang w:val="es-ES"/>
           </w:rPr>
           <w:t>2</w:t>
@@ -3136,7 +3475,7 @@
 </file>
 
 <file path=word/footer2.xml><?xml version="1.0" encoding="utf-8"?>
-<w:ftr xmlns:wpc="http://schemas.microsoft.com/office/word/2010/wordprocessingCanvas" xmlns:cx="http://schemas.microsoft.com/office/drawing/2014/chartex" xmlns:cx1="http://schemas.microsoft.com/office/drawing/2015/9/8/chartex" xmlns:cx2="http://schemas.microsoft.com/office/drawing/2015/10/21/chartex" xmlns:cx3="http://schemas.microsoft.com/office/drawing/2016/5/9/chartex" xmlns:cx4="http://schemas.microsoft.com/office/drawing/2016/5/10/chartex" xmlns:cx5="http://schemas.microsoft.com/office/drawing/2016/5/11/chartex" xmlns:cx6="http://schemas.microsoft.com/office/drawing/2016/5/12/chartex" xmlns:cx7="http://schemas.microsoft.com/office/drawing/2016/5/13/chartex" xmlns:cx8="http://schemas.microsoft.com/office/drawing/2016/5/14/chartex" xmlns:mc="http://schemas.openxmlformats.org/markup-compatibility/2006" xmlns:aink="http://schemas.microsoft.com/office/drawing/2016/ink" xmlns:am3d="http://schemas.microsoft.com/office/drawing/2017/model3d" xmlns:o="urn:schemas-microsoft-com:office:office" xmlns:oel="http://schemas.microsoft.com/office/2019/extlst" xmlns:r="http://schemas.openxmlformats.org/officeDocument/2006/relationships" xmlns:m="http://schemas.openxmlformats.org/officeDocument/2006/math" xmlns:v="urn:schemas-microsoft-com:vml" xmlns:wp14="http://schemas.microsoft.com/office/word/2010/wordprocessingDrawing" xmlns:wp="http://schemas.openxmlformats.org/drawingml/2006/wordprocessingDrawing" xmlns:w10="urn:schemas-microsoft-com:office:word" xmlns:w="http://schemas.openxmlformats.org/wordprocessingml/2006/main" xmlns:w14="http://schemas.microsoft.com/office/word/2010/wordml" xmlns:w15="http://schemas.microsoft.com/office/word/2012/wordml" xmlns:w16cex="http://schemas.microsoft.com/office/word/2018/wordml/cex" xmlns:w16cid="http://schemas.microsoft.com/office/word/2016/wordml/cid" xmlns:w16="http://schemas.microsoft.com/office/word/2018/wordml" xmlns:w16du="http://schemas.microsoft.com/office/word/2023/wordml/word16du" xmlns:w16sdtdh="http://schemas.microsoft.com/office/word/2020/wordml/sdtdatahash" xmlns:w16sdtfl="http://schemas.microsoft.com/office/word/2024/wordml/sdtformatlock" xmlns:w16se="http://schemas.microsoft.com/office/word/2015/wordml/symex" xmlns:wpg="http://schemas.microsoft.com/office/word/2010/wordprocessingGroup" xmlns:wpi="http://schemas.microsoft.com/office/word/2010/wordprocessingInk" xmlns:wne="http://schemas.microsoft.com/office/word/2006/wordml" xmlns:wps="http://schemas.microsoft.com/office/word/2010/wordprocessingShape" mc:Ignorable="w14 w15 w16se w16cid w16 w16cex w16sdtdh w16sdtfl w16du wp14">
+<w:ftr xmlns:wpc="http://schemas.microsoft.com/office/word/2010/wordprocessingCanvas" xmlns:mc="http://schemas.openxmlformats.org/markup-compatibility/2006" xmlns:o="urn:schemas-microsoft-com:office:office" xmlns:r="http://schemas.openxmlformats.org/officeDocument/2006/relationships" xmlns:m="http://schemas.openxmlformats.org/officeDocument/2006/math" xmlns:v="urn:schemas-microsoft-com:vml" xmlns:wp14="http://schemas.microsoft.com/office/word/2010/wordprocessingDrawing" xmlns:wp="http://schemas.openxmlformats.org/drawingml/2006/wordprocessingDrawing" xmlns:w10="urn:schemas-microsoft-com:office:word" xmlns:w="http://schemas.openxmlformats.org/wordprocessingml/2006/main" xmlns:w14="http://schemas.microsoft.com/office/word/2010/wordml" xmlns:w15="http://schemas.microsoft.com/office/word/2012/wordml" xmlns:wpg="http://schemas.microsoft.com/office/word/2010/wordprocessingGroup" xmlns:wpi="http://schemas.microsoft.com/office/word/2010/wordprocessingInk" xmlns:wne="http://schemas.microsoft.com/office/word/2006/wordml" xmlns:wps="http://schemas.microsoft.com/office/word/2010/wordprocessingShape" mc:Ignorable="w14 w15 wp14">
   <w:sdt>
     <w:sdtPr>
       <w:id w:val="1432393911"/>
@@ -3145,6 +3484,7 @@
         <w:docPartUnique/>
       </w:docPartObj>
     </w:sdtPr>
+    <w:sdtEndPr/>
     <w:sdtContent>
       <w:p>
         <w:pPr>
@@ -3162,9 +3502,10 @@
         </w:r>
         <w:r>
           <w:rPr>
+            <w:noProof/>
             <w:lang w:val="es-ES"/>
           </w:rPr>
-          <w:t>2</w:t>
+          <w:t>3</w:t>
         </w:r>
         <w:r>
           <w:fldChar w:fldCharType="end"/>
@@ -3181,7 +3522,7 @@
 </file>
 
 <file path=word/footnotes.xml><?xml version="1.0" encoding="utf-8"?>
-<w:footnotes xmlns:wpc="http://schemas.microsoft.com/office/word/2010/wordprocessingCanvas" xmlns:cx="http://schemas.microsoft.com/office/drawing/2014/chartex" xmlns:cx1="http://schemas.microsoft.com/office/drawing/2015/9/8/chartex" xmlns:cx2="http://schemas.microsoft.com/office/drawing/2015/10/21/chartex" xmlns:cx3="http://schemas.microsoft.com/office/drawing/2016/5/9/chartex" xmlns:cx4="http://schemas.microsoft.com/office/drawing/2016/5/10/chartex" xmlns:cx5="http://schemas.microsoft.com/office/drawing/2016/5/11/chartex" xmlns:cx6="http://schemas.microsoft.com/office/drawing/2016/5/12/chartex" xmlns:cx7="http://schemas.microsoft.com/office/drawing/2016/5/13/chartex" xmlns:cx8="http://schemas.microsoft.com/office/drawing/2016/5/14/chartex" xmlns:mc="http://schemas.openxmlformats.org/markup-compatibility/2006" xmlns:aink="http://schemas.microsoft.com/office/drawing/2016/ink" xmlns:am3d="http://schemas.microsoft.com/office/drawing/2017/model3d" xmlns:o="urn:schemas-microsoft-com:office:office" xmlns:oel="http://schemas.microsoft.com/office/2019/extlst" xmlns:r="http://schemas.openxmlformats.org/officeDocument/2006/relationships" xmlns:m="http://schemas.openxmlformats.org/officeDocument/2006/math" xmlns:v="urn:schemas-microsoft-com:vml" xmlns:wp14="http://schemas.microsoft.com/office/word/2010/wordprocessingDrawing" xmlns:wp="http://schemas.openxmlformats.org/drawingml/2006/wordprocessingDrawing" xmlns:w10="urn:schemas-microsoft-com:office:word" xmlns:w="http://schemas.openxmlformats.org/wordprocessingml/2006/main" xmlns:w14="http://schemas.microsoft.com/office/word/2010/wordml" xmlns:w15="http://schemas.microsoft.com/office/word/2012/wordml" xmlns:w16cex="http://schemas.microsoft.com/office/word/2018/wordml/cex" xmlns:w16cid="http://schemas.microsoft.com/office/word/2016/wordml/cid" xmlns:w16="http://schemas.microsoft.com/office/word/2018/wordml" xmlns:w16du="http://schemas.microsoft.com/office/word/2023/wordml/word16du" xmlns:w16sdtdh="http://schemas.microsoft.com/office/word/2020/wordml/sdtdatahash" xmlns:w16sdtfl="http://schemas.microsoft.com/office/word/2024/wordml/sdtformatlock" xmlns:w16se="http://schemas.microsoft.com/office/word/2015/wordml/symex" xmlns:wpg="http://schemas.microsoft.com/office/word/2010/wordprocessingGroup" xmlns:wpi="http://schemas.microsoft.com/office/word/2010/wordprocessingInk" xmlns:wne="http://schemas.microsoft.com/office/word/2006/wordml" xmlns:wps="http://schemas.microsoft.com/office/word/2010/wordprocessingShape" mc:Ignorable="w14 w15 w16se w16cid w16 w16cex w16sdtdh w16sdtfl w16du wp14">
+<w:footnotes xmlns:wpc="http://schemas.microsoft.com/office/word/2010/wordprocessingCanvas" xmlns:mc="http://schemas.openxmlformats.org/markup-compatibility/2006" xmlns:o="urn:schemas-microsoft-com:office:office" xmlns:r="http://schemas.openxmlformats.org/officeDocument/2006/relationships" xmlns:m="http://schemas.openxmlformats.org/officeDocument/2006/math" xmlns:v="urn:schemas-microsoft-com:vml" xmlns:wp14="http://schemas.microsoft.com/office/word/2010/wordprocessingDrawing" xmlns:wp="http://schemas.openxmlformats.org/drawingml/2006/wordprocessingDrawing" xmlns:w10="urn:schemas-microsoft-com:office:word" xmlns:w="http://schemas.openxmlformats.org/wordprocessingml/2006/main" xmlns:w14="http://schemas.microsoft.com/office/word/2010/wordml" xmlns:w15="http://schemas.microsoft.com/office/word/2012/wordml" xmlns:wpg="http://schemas.microsoft.com/office/word/2010/wordprocessingGroup" xmlns:wpi="http://schemas.microsoft.com/office/word/2010/wordprocessingInk" xmlns:wne="http://schemas.microsoft.com/office/word/2006/wordml" xmlns:wps="http://schemas.microsoft.com/office/word/2010/wordprocessingShape" mc:Ignorable="w14 w15 wp14">
   <w:footnote w:type="separator" w:id="-1">
     <w:p>
       <w:pPr>
@@ -3206,7 +3547,7 @@
 </file>
 
 <file path=word/header1.xml><?xml version="1.0" encoding="utf-8"?>
-<w:hdr xmlns:wpc="http://schemas.microsoft.com/office/word/2010/wordprocessingCanvas" xmlns:cx="http://schemas.microsoft.com/office/drawing/2014/chartex" xmlns:cx1="http://schemas.microsoft.com/office/drawing/2015/9/8/chartex" xmlns:cx2="http://schemas.microsoft.com/office/drawing/2015/10/21/chartex" xmlns:cx3="http://schemas.microsoft.com/office/drawing/2016/5/9/chartex" xmlns:cx4="http://schemas.microsoft.com/office/drawing/2016/5/10/chartex" xmlns:cx5="http://schemas.microsoft.com/office/drawing/2016/5/11/chartex" xmlns:cx6="http://schemas.microsoft.com/office/drawing/2016/5/12/chartex" xmlns:cx7="http://schemas.microsoft.com/office/drawing/2016/5/13/chartex" xmlns:cx8="http://schemas.microsoft.com/office/drawing/2016/5/14/chartex" xmlns:mc="http://schemas.openxmlformats.org/markup-compatibility/2006" xmlns:aink="http://schemas.microsoft.com/office/drawing/2016/ink" xmlns:am3d="http://schemas.microsoft.com/office/drawing/2017/model3d" xmlns:o="urn:schemas-microsoft-com:office:office" xmlns:oel="http://schemas.microsoft.com/office/2019/extlst" xmlns:r="http://schemas.openxmlformats.org/officeDocument/2006/relationships" xmlns:m="http://schemas.openxmlformats.org/officeDocument/2006/math" xmlns:v="urn:schemas-microsoft-com:vml" xmlns:wp14="http://schemas.microsoft.com/office/word/2010/wordprocessingDrawing" xmlns:wp="http://schemas.openxmlformats.org/drawingml/2006/wordprocessingDrawing" xmlns:w10="urn:schemas-microsoft-com:office:word" xmlns:w="http://schemas.openxmlformats.org/wordprocessingml/2006/main" xmlns:w14="http://schemas.microsoft.com/office/word/2010/wordml" xmlns:w15="http://schemas.microsoft.com/office/word/2012/wordml" xmlns:w16cex="http://schemas.microsoft.com/office/word/2018/wordml/cex" xmlns:w16cid="http://schemas.microsoft.com/office/word/2016/wordml/cid" xmlns:w16="http://schemas.microsoft.com/office/word/2018/wordml" xmlns:w16du="http://schemas.microsoft.com/office/word/2023/wordml/word16du" xmlns:w16sdtdh="http://schemas.microsoft.com/office/word/2020/wordml/sdtdatahash" xmlns:w16sdtfl="http://schemas.microsoft.com/office/word/2024/wordml/sdtformatlock" xmlns:w16se="http://schemas.microsoft.com/office/word/2015/wordml/symex" xmlns:wpg="http://schemas.microsoft.com/office/word/2010/wordprocessingGroup" xmlns:wpi="http://schemas.microsoft.com/office/word/2010/wordprocessingInk" xmlns:wne="http://schemas.microsoft.com/office/word/2006/wordml" xmlns:wps="http://schemas.microsoft.com/office/word/2010/wordprocessingShape" mc:Ignorable="w14 w15 w16se w16cid w16 w16cex w16sdtdh w16sdtfl w16du wp14">
+<w:hdr xmlns:wpc="http://schemas.microsoft.com/office/word/2010/wordprocessingCanvas" xmlns:mc="http://schemas.openxmlformats.org/markup-compatibility/2006" xmlns:o="urn:schemas-microsoft-com:office:office" xmlns:r="http://schemas.openxmlformats.org/officeDocument/2006/relationships" xmlns:m="http://schemas.openxmlformats.org/officeDocument/2006/math" xmlns:v="urn:schemas-microsoft-com:vml" xmlns:wp14="http://schemas.microsoft.com/office/word/2010/wordprocessingDrawing" xmlns:wp="http://schemas.openxmlformats.org/drawingml/2006/wordprocessingDrawing" xmlns:w10="urn:schemas-microsoft-com:office:word" xmlns:w="http://schemas.openxmlformats.org/wordprocessingml/2006/main" xmlns:w14="http://schemas.microsoft.com/office/word/2010/wordml" xmlns:w15="http://schemas.microsoft.com/office/word/2012/wordml" xmlns:wpg="http://schemas.microsoft.com/office/word/2010/wordprocessingGroup" xmlns:wpi="http://schemas.microsoft.com/office/word/2010/wordprocessingInk" xmlns:wne="http://schemas.microsoft.com/office/word/2006/wordml" xmlns:wps="http://schemas.microsoft.com/office/word/2010/wordprocessingShape" mc:Ignorable="w14 w15 wp14">
   <w:p>
     <w:pPr>
       <w:pStyle w:val="Encabezado"/>
@@ -3226,7 +3567,7 @@
 </file>
 
 <file path=word/header2.xml><?xml version="1.0" encoding="utf-8"?>
-<w:hdr xmlns:wpc="http://schemas.microsoft.com/office/word/2010/wordprocessingCanvas" xmlns:cx="http://schemas.microsoft.com/office/drawing/2014/chartex" xmlns:cx1="http://schemas.microsoft.com/office/drawing/2015/9/8/chartex" xmlns:cx2="http://schemas.microsoft.com/office/drawing/2015/10/21/chartex" xmlns:cx3="http://schemas.microsoft.com/office/drawing/2016/5/9/chartex" xmlns:cx4="http://schemas.microsoft.com/office/drawing/2016/5/10/chartex" xmlns:cx5="http://schemas.microsoft.com/office/drawing/2016/5/11/chartex" xmlns:cx6="http://schemas.microsoft.com/office/drawing/2016/5/12/chartex" xmlns:cx7="http://schemas.microsoft.com/office/drawing/2016/5/13/chartex" xmlns:cx8="http://schemas.microsoft.com/office/drawing/2016/5/14/chartex" xmlns:mc="http://schemas.openxmlformats.org/markup-compatibility/2006" xmlns:aink="http://schemas.microsoft.com/office/drawing/2016/ink" xmlns:am3d="http://schemas.microsoft.com/office/drawing/2017/model3d" xmlns:o="urn:schemas-microsoft-com:office:office" xmlns:oel="http://schemas.microsoft.com/office/2019/extlst" xmlns:r="http://schemas.openxmlformats.org/officeDocument/2006/relationships" xmlns:m="http://schemas.openxmlformats.org/officeDocument/2006/math" xmlns:v="urn:schemas-microsoft-com:vml" xmlns:wp14="http://schemas.microsoft.com/office/word/2010/wordprocessingDrawing" xmlns:wp="http://schemas.openxmlformats.org/drawingml/2006/wordprocessingDrawing" xmlns:w10="urn:schemas-microsoft-com:office:word" xmlns:w="http://schemas.openxmlformats.org/wordprocessingml/2006/main" xmlns:w14="http://schemas.microsoft.com/office/word/2010/wordml" xmlns:w15="http://schemas.microsoft.com/office/word/2012/wordml" xmlns:w16cex="http://schemas.microsoft.com/office/word/2018/wordml/cex" xmlns:w16cid="http://schemas.microsoft.com/office/word/2016/wordml/cid" xmlns:w16="http://schemas.microsoft.com/office/word/2018/wordml" xmlns:w16du="http://schemas.microsoft.com/office/word/2023/wordml/word16du" xmlns:w16sdtdh="http://schemas.microsoft.com/office/word/2020/wordml/sdtdatahash" xmlns:w16sdtfl="http://schemas.microsoft.com/office/word/2024/wordml/sdtformatlock" xmlns:w16se="http://schemas.microsoft.com/office/word/2015/wordml/symex" xmlns:wpg="http://schemas.microsoft.com/office/word/2010/wordprocessingGroup" xmlns:wpi="http://schemas.microsoft.com/office/word/2010/wordprocessingInk" xmlns:wne="http://schemas.microsoft.com/office/word/2006/wordml" xmlns:wps="http://schemas.microsoft.com/office/word/2010/wordprocessingShape" mc:Ignorable="w14 w15 w16se w16cid w16 w16cex w16sdtdh w16sdtfl w16du wp14">
+<w:hdr xmlns:wpc="http://schemas.microsoft.com/office/word/2010/wordprocessingCanvas" xmlns:mc="http://schemas.openxmlformats.org/markup-compatibility/2006" xmlns:o="urn:schemas-microsoft-com:office:office" xmlns:r="http://schemas.openxmlformats.org/officeDocument/2006/relationships" xmlns:m="http://schemas.openxmlformats.org/officeDocument/2006/math" xmlns:v="urn:schemas-microsoft-com:vml" xmlns:wp14="http://schemas.microsoft.com/office/word/2010/wordprocessingDrawing" xmlns:wp="http://schemas.openxmlformats.org/drawingml/2006/wordprocessingDrawing" xmlns:w10="urn:schemas-microsoft-com:office:word" xmlns:w="http://schemas.openxmlformats.org/wordprocessingml/2006/main" xmlns:w14="http://schemas.microsoft.com/office/word/2010/wordml" xmlns:w15="http://schemas.microsoft.com/office/word/2012/wordml" xmlns:wpg="http://schemas.microsoft.com/office/word/2010/wordprocessingGroup" xmlns:wpi="http://schemas.microsoft.com/office/word/2010/wordprocessingInk" xmlns:wne="http://schemas.microsoft.com/office/word/2006/wordml" xmlns:wps="http://schemas.microsoft.com/office/word/2010/wordprocessingShape" mc:Ignorable="w14 w15 wp14">
   <w:p>
     <w:pPr>
       <w:pStyle w:val="Encabezado"/>
@@ -3246,8 +3587,8 @@
 </file>
 
 <file path=word/numbering.xml><?xml version="1.0" encoding="utf-8"?>
-<w:numbering xmlns:wpc="http://schemas.microsoft.com/office/word/2010/wordprocessingCanvas" xmlns:cx="http://schemas.microsoft.com/office/drawing/2014/chartex" xmlns:cx1="http://schemas.microsoft.com/office/drawing/2015/9/8/chartex" xmlns:cx2="http://schemas.microsoft.com/office/drawing/2015/10/21/chartex" xmlns:cx3="http://schemas.microsoft.com/office/drawing/2016/5/9/chartex" xmlns:cx4="http://schemas.microsoft.com/office/drawing/2016/5/10/chartex" xmlns:cx5="http://schemas.microsoft.com/office/drawing/2016/5/11/chartex" xmlns:cx6="http://schemas.microsoft.com/office/drawing/2016/5/12/chartex" xmlns:cx7="http://schemas.microsoft.com/office/drawing/2016/5/13/chartex" xmlns:cx8="http://schemas.microsoft.com/office/drawing/2016/5/14/chartex" xmlns:mc="http://schemas.openxmlformats.org/markup-compatibility/2006" xmlns:aink="http://schemas.microsoft.com/office/drawing/2016/ink" xmlns:am3d="http://schemas.microsoft.com/office/drawing/2017/model3d" xmlns:o="urn:schemas-microsoft-com:office:office" xmlns:oel="http://schemas.microsoft.com/office/2019/extlst" xmlns:r="http://schemas.openxmlformats.org/officeDocument/2006/relationships" xmlns:m="http://schemas.openxmlformats.org/officeDocument/2006/math" xmlns:v="urn:schemas-microsoft-com:vml" xmlns:wp14="http://schemas.microsoft.com/office/word/2010/wordprocessingDrawing" xmlns:wp="http://schemas.openxmlformats.org/drawingml/2006/wordprocessingDrawing" xmlns:w10="urn:schemas-microsoft-com:office:word" xmlns:w="http://schemas.openxmlformats.org/wordprocessingml/2006/main" xmlns:w14="http://schemas.microsoft.com/office/word/2010/wordml" xmlns:w15="http://schemas.microsoft.com/office/word/2012/wordml" xmlns:w16cex="http://schemas.microsoft.com/office/word/2018/wordml/cex" xmlns:w16cid="http://schemas.microsoft.com/office/word/2016/wordml/cid" xmlns:w16="http://schemas.microsoft.com/office/word/2018/wordml" xmlns:w16du="http://schemas.microsoft.com/office/word/2023/wordml/word16du" xmlns:w16sdtdh="http://schemas.microsoft.com/office/word/2020/wordml/sdtdatahash" xmlns:w16sdtfl="http://schemas.microsoft.com/office/word/2024/wordml/sdtformatlock" xmlns:w16se="http://schemas.microsoft.com/office/word/2015/wordml/symex" xmlns:wpg="http://schemas.microsoft.com/office/word/2010/wordprocessingGroup" xmlns:wpi="http://schemas.microsoft.com/office/word/2010/wordprocessingInk" xmlns:wne="http://schemas.microsoft.com/office/word/2006/wordml" xmlns:wps="http://schemas.microsoft.com/office/word/2010/wordprocessingShape" mc:Ignorable="w14 w15 w16se w16cid w16 w16cex w16sdtdh w16sdtfl w16du wp14">
-  <w:abstractNum w:abstractNumId="0" w15:restartNumberingAfterBreak="0">
+<w:numbering xmlns:wpc="http://schemas.microsoft.com/office/word/2010/wordprocessingCanvas" xmlns:mc="http://schemas.openxmlformats.org/markup-compatibility/2006" xmlns:o="urn:schemas-microsoft-com:office:office" xmlns:r="http://schemas.openxmlformats.org/officeDocument/2006/relationships" xmlns:m="http://schemas.openxmlformats.org/officeDocument/2006/math" xmlns:v="urn:schemas-microsoft-com:vml" xmlns:wp14="http://schemas.microsoft.com/office/word/2010/wordprocessingDrawing" xmlns:wp="http://schemas.openxmlformats.org/drawingml/2006/wordprocessingDrawing" xmlns:w10="urn:schemas-microsoft-com:office:word" xmlns:w="http://schemas.openxmlformats.org/wordprocessingml/2006/main" xmlns:w14="http://schemas.microsoft.com/office/word/2010/wordml" xmlns:w15="http://schemas.microsoft.com/office/word/2012/wordml" xmlns:wpg="http://schemas.microsoft.com/office/word/2010/wordprocessingGroup" xmlns:wpi="http://schemas.microsoft.com/office/word/2010/wordprocessingInk" xmlns:wne="http://schemas.microsoft.com/office/word/2006/wordml" xmlns:wps="http://schemas.microsoft.com/office/word/2010/wordprocessingShape" mc:Ignorable="w14 w15 wp14">
+  <w:abstractNum w:abstractNumId="0">
     <w:nsid w:val="0CED19AE"/>
     <w:multiLevelType w:val="hybridMultilevel"/>
     <w:tmpl w:val="91887AF4"/>
@@ -3336,7 +3677,7 @@
       </w:pPr>
     </w:lvl>
   </w:abstractNum>
-  <w:abstractNum w:abstractNumId="1" w15:restartNumberingAfterBreak="0">
+  <w:abstractNum w:abstractNumId="1">
     <w:nsid w:val="21254B59"/>
     <w:multiLevelType w:val="hybridMultilevel"/>
     <w:tmpl w:val="CF5CBC34"/>
@@ -3422,17 +3763,17 @@
       </w:pPr>
     </w:lvl>
   </w:abstractNum>
-  <w:num w:numId="1" w16cid:durableId="1516528890">
+  <w:num w:numId="1">
     <w:abstractNumId w:val="1"/>
   </w:num>
-  <w:num w:numId="2" w16cid:durableId="570235843">
+  <w:num w:numId="2">
     <w:abstractNumId w:val="0"/>
   </w:num>
 </w:numbering>
 </file>
 
 <file path=word/styles.xml><?xml version="1.0" encoding="utf-8"?>
-<w:styles xmlns:mc="http://schemas.openxmlformats.org/markup-compatibility/2006" xmlns:r="http://schemas.openxmlformats.org/officeDocument/2006/relationships" xmlns:w="http://schemas.openxmlformats.org/wordprocessingml/2006/main" xmlns:w14="http://schemas.microsoft.com/office/word/2010/wordml" xmlns:w15="http://schemas.microsoft.com/office/word/2012/wordml" xmlns:w16cex="http://schemas.microsoft.com/office/word/2018/wordml/cex" xmlns:w16cid="http://schemas.microsoft.com/office/word/2016/wordml/cid" xmlns:w16="http://schemas.microsoft.com/office/word/2018/wordml" xmlns:w16du="http://schemas.microsoft.com/office/word/2023/wordml/word16du" xmlns:w16sdtdh="http://schemas.microsoft.com/office/word/2020/wordml/sdtdatahash" xmlns:w16sdtfl="http://schemas.microsoft.com/office/word/2024/wordml/sdtformatlock" xmlns:w16se="http://schemas.microsoft.com/office/word/2015/wordml/symex" mc:Ignorable="w14 w15 w16se w16cid w16 w16cex w16sdtdh w16sdtfl w16du">
+<w:styles xmlns:mc="http://schemas.openxmlformats.org/markup-compatibility/2006" xmlns:r="http://schemas.openxmlformats.org/officeDocument/2006/relationships" xmlns:w="http://schemas.openxmlformats.org/wordprocessingml/2006/main" xmlns:w14="http://schemas.microsoft.com/office/word/2010/wordml" xmlns:w15="http://schemas.microsoft.com/office/word/2012/wordml" mc:Ignorable="w14 w15">
   <w:docDefaults>
     <w:rPrDefault>
       <w:rPr>
@@ -3450,7 +3791,7 @@
       </w:pPr>
     </w:pPrDefault>
   </w:docDefaults>
-  <w:latentStyles w:defLockedState="0" w:defUIPriority="99" w:defSemiHidden="0" w:defUnhideWhenUsed="0" w:defQFormat="0" w:count="376">
+  <w:latentStyles w:defLockedState="0" w:defUIPriority="99" w:defSemiHidden="0" w:defUnhideWhenUsed="0" w:defQFormat="0" w:count="371">
     <w:lsdException w:name="Normal" w:uiPriority="0" w:qFormat="1"/>
     <w:lsdException w:name="heading 1" w:uiPriority="9" w:qFormat="1"/>
     <w:lsdException w:name="heading 2" w:semiHidden="1" w:uiPriority="9" w:unhideWhenUsed="1" w:qFormat="1"/>
@@ -3822,11 +4163,6 @@
     <w:lsdException w:name="List Table 5 Dark Accent 6" w:uiPriority="50"/>
     <w:lsdException w:name="List Table 6 Colorful Accent 6" w:uiPriority="51"/>
     <w:lsdException w:name="List Table 7 Colorful Accent 6" w:uiPriority="52"/>
-    <w:lsdException w:name="Mention" w:semiHidden="1" w:unhideWhenUsed="1"/>
-    <w:lsdException w:name="Smart Hyperlink" w:semiHidden="1" w:unhideWhenUsed="1"/>
-    <w:lsdException w:name="Hashtag" w:semiHidden="1" w:unhideWhenUsed="1"/>
-    <w:lsdException w:name="Unresolved Mention" w:semiHidden="1" w:unhideWhenUsed="1"/>
-    <w:lsdException w:name="Smart Link" w:semiHidden="1" w:unhideWhenUsed="1"/>
   </w:latentStyles>
   <w:style w:type="paragraph" w:default="1" w:styleId="Normal">
     <w:name w:val="Normal"/>
@@ -4176,11 +4512,11 @@
       <w:color w:val="272727" w:themeColor="text1" w:themeTint="D8"/>
     </w:rPr>
   </w:style>
-  <w:style w:type="paragraph" w:styleId="Ttulo">
+  <w:style w:type="paragraph" w:styleId="Puesto">
     <w:name w:val="Title"/>
     <w:basedOn w:val="Normal"/>
     <w:next w:val="Normal"/>
-    <w:link w:val="TtuloCar"/>
+    <w:link w:val="PuestoCar"/>
     <w:uiPriority w:val="10"/>
     <w:qFormat/>
     <w:rsid w:val="00D230D6"/>
@@ -4197,10 +4533,10 @@
       <w:szCs w:val="56"/>
     </w:rPr>
   </w:style>
-  <w:style w:type="character" w:customStyle="1" w:styleId="TtuloCar">
-    <w:name w:val="Título Car"/>
+  <w:style w:type="character" w:customStyle="1" w:styleId="PuestoCar">
+    <w:name w:val="Puesto Car"/>
     <w:basedOn w:val="Fuentedeprrafopredeter"/>
-    <w:link w:val="Ttulo"/>
+    <w:link w:val="Puesto"/>
     <w:uiPriority w:val="10"/>
     <w:rsid w:val="00D230D6"/>
     <w:rPr>

--- a/Introducción a los lenguajes formales/Práctica 1.docx
+++ b/Introducción a los lenguajes formales/Práctica 1.docx
@@ -1,10 +1,10 @@
 
 <file path=word/document.xml><?xml version="1.0" encoding="utf-8"?>
-<w:document xmlns:wpc="http://schemas.microsoft.com/office/word/2010/wordprocessingCanvas" xmlns:mc="http://schemas.openxmlformats.org/markup-compatibility/2006" xmlns:o="urn:schemas-microsoft-com:office:office" xmlns:r="http://schemas.openxmlformats.org/officeDocument/2006/relationships" xmlns:m="http://schemas.openxmlformats.org/officeDocument/2006/math" xmlns:v="urn:schemas-microsoft-com:vml" xmlns:wp14="http://schemas.microsoft.com/office/word/2010/wordprocessingDrawing" xmlns:wp="http://schemas.openxmlformats.org/drawingml/2006/wordprocessingDrawing" xmlns:w10="urn:schemas-microsoft-com:office:word" xmlns:w="http://schemas.openxmlformats.org/wordprocessingml/2006/main" xmlns:w14="http://schemas.microsoft.com/office/word/2010/wordml" xmlns:w15="http://schemas.microsoft.com/office/word/2012/wordml" xmlns:wpg="http://schemas.microsoft.com/office/word/2010/wordprocessingGroup" xmlns:wpi="http://schemas.microsoft.com/office/word/2010/wordprocessingInk" xmlns:wne="http://schemas.microsoft.com/office/word/2006/wordml" xmlns:wps="http://schemas.microsoft.com/office/word/2010/wordprocessingShape" mc:Ignorable="w14 w15 wp14">
+<w:document xmlns:wpc="http://schemas.microsoft.com/office/word/2010/wordprocessingCanvas" xmlns:cx="http://schemas.microsoft.com/office/drawing/2014/chartex" xmlns:cx1="http://schemas.microsoft.com/office/drawing/2015/9/8/chartex" xmlns:cx2="http://schemas.microsoft.com/office/drawing/2015/10/21/chartex" xmlns:cx3="http://schemas.microsoft.com/office/drawing/2016/5/9/chartex" xmlns:cx4="http://schemas.microsoft.com/office/drawing/2016/5/10/chartex" xmlns:cx5="http://schemas.microsoft.com/office/drawing/2016/5/11/chartex" xmlns:cx6="http://schemas.microsoft.com/office/drawing/2016/5/12/chartex" xmlns:cx7="http://schemas.microsoft.com/office/drawing/2016/5/13/chartex" xmlns:cx8="http://schemas.microsoft.com/office/drawing/2016/5/14/chartex" xmlns:mc="http://schemas.openxmlformats.org/markup-compatibility/2006" xmlns:aink="http://schemas.microsoft.com/office/drawing/2016/ink" xmlns:am3d="http://schemas.microsoft.com/office/drawing/2017/model3d" xmlns:o="urn:schemas-microsoft-com:office:office" xmlns:oel="http://schemas.microsoft.com/office/2019/extlst" xmlns:r="http://schemas.openxmlformats.org/officeDocument/2006/relationships" xmlns:m="http://schemas.openxmlformats.org/officeDocument/2006/math" xmlns:v="urn:schemas-microsoft-com:vml" xmlns:wp14="http://schemas.microsoft.com/office/word/2010/wordprocessingDrawing" xmlns:wp="http://schemas.openxmlformats.org/drawingml/2006/wordprocessingDrawing" xmlns:w10="urn:schemas-microsoft-com:office:word" xmlns:w="http://schemas.openxmlformats.org/wordprocessingml/2006/main" xmlns:w14="http://schemas.microsoft.com/office/word/2010/wordml" xmlns:w15="http://schemas.microsoft.com/office/word/2012/wordml" xmlns:w16cex="http://schemas.microsoft.com/office/word/2018/wordml/cex" xmlns:w16cid="http://schemas.microsoft.com/office/word/2016/wordml/cid" xmlns:w16="http://schemas.microsoft.com/office/word/2018/wordml" xmlns:w16du="http://schemas.microsoft.com/office/word/2023/wordml/word16du" xmlns:w16sdtdh="http://schemas.microsoft.com/office/word/2020/wordml/sdtdatahash" xmlns:w16sdtfl="http://schemas.microsoft.com/office/word/2024/wordml/sdtformatlock" xmlns:w16se="http://schemas.microsoft.com/office/word/2015/wordml/symex" xmlns:wpg="http://schemas.microsoft.com/office/word/2010/wordprocessingGroup" xmlns:wpi="http://schemas.microsoft.com/office/word/2010/wordprocessingInk" xmlns:wne="http://schemas.microsoft.com/office/word/2006/wordml" xmlns:wps="http://schemas.microsoft.com/office/word/2010/wordprocessingShape" mc:Ignorable="w14 w15 w16se w16cid w16 w16cex w16sdtdh w16sdtfl w16du wp14">
   <w:body>
     <w:p>
       <w:pPr>
-        <w:pStyle w:val="Puesto"/>
+        <w:pStyle w:val="Ttulo"/>
       </w:pPr>
       <w:r>
         <w:t>Práctica 1</w:t>
@@ -88,21 +88,79 @@
         <w:rPr>
           <w:rFonts w:ascii="Cascadia Code" w:hAnsi="Cascadia Code" w:cs="Cascadia Code"/>
         </w:rPr>
+        <w:t>{a, b, c, d, e, f, g, h, i, j, k, l, m, n, ñ, o, p, q, r, s, t, u, v, w, x, y, z}</w:t>
+      </w:r>
+    </w:p>
+    <w:p>
+      <w:pPr>
+        <w:pStyle w:val="Prrafodelista"/>
+        <w:numPr>
+          <w:ilvl w:val="1"/>
+          <w:numId w:val="2"/>
+        </w:numPr>
+      </w:pPr>
+      <w:r>
+        <w:t>los dígitos pares</w:t>
+      </w:r>
+    </w:p>
+    <w:p>
+      <w:pPr>
+        <w:pStyle w:val="Prrafodelista"/>
+        <w:ind w:left="1440"/>
+        <w:rPr>
+          <w:rFonts w:ascii="Cascadia Code" w:hAnsi="Cascadia Code" w:cs="Cascadia Code"/>
+        </w:rPr>
+      </w:pPr>
+      <w:r>
+        <w:rPr>
+          <w:rFonts w:ascii="Cascadia Code" w:hAnsi="Cascadia Code" w:cs="Cascadia Code"/>
+        </w:rPr>
         <w:t>{</w:t>
       </w:r>
-      <w:proofErr w:type="gramStart"/>
       <w:r>
         <w:rPr>
           <w:rFonts w:ascii="Cascadia Code" w:hAnsi="Cascadia Code" w:cs="Cascadia Code"/>
         </w:rPr>
-        <w:t>a</w:t>
-      </w:r>
-      <w:proofErr w:type="gramEnd"/>
-      <w:r>
+        <w:t>0, 2, 4, 6, 8}</w:t>
+      </w:r>
+    </w:p>
+    <w:p>
+      <w:pPr>
+        <w:pStyle w:val="Prrafodelista"/>
+        <w:numPr>
+          <w:ilvl w:val="0"/>
+          <w:numId w:val="2"/>
+        </w:numPr>
+      </w:pPr>
+      <w:r>
+        <w:t>Definir la longitud de las siguientes sartas, pertenecientes a un alfabeto A = { e, f, d , g }</w:t>
+      </w:r>
+    </w:p>
+    <w:p>
+      <w:pPr>
+        <w:pStyle w:val="Prrafodelista"/>
+        <w:numPr>
+          <w:ilvl w:val="1"/>
+          <w:numId w:val="2"/>
+        </w:numPr>
+      </w:pPr>
+      <w:r>
+        <w:t>d</w:t>
+      </w:r>
+    </w:p>
+    <w:p>
+      <w:pPr>
+        <w:pStyle w:val="Prrafodelista"/>
+        <w:ind w:left="1440"/>
         <w:rPr>
           <w:rFonts w:ascii="Cascadia Code" w:hAnsi="Cascadia Code" w:cs="Cascadia Code"/>
         </w:rPr>
-        <w:t>, b, c, d, e, f, g, h, i, j, k, l, m, n, ñ, o, p, q, r, s, t, u, v, w, x, y, z}</w:t>
+      </w:pPr>
+      <w:r>
+        <w:rPr>
+          <w:rFonts w:ascii="Cascadia Code" w:hAnsi="Cascadia Code" w:cs="Cascadia Code"/>
+        </w:rPr>
+        <w:t>|d|=1</w:t>
       </w:r>
     </w:p>
     <w:p>
@@ -114,7 +172,7 @@
         </w:numPr>
       </w:pPr>
       <w:r>
-        <w:t>los dígitos pares</w:t>
+        <w:t>fff</w:t>
       </w:r>
     </w:p>
     <w:p>
@@ -129,13 +187,76 @@
         <w:rPr>
           <w:rFonts w:ascii="Cascadia Code" w:hAnsi="Cascadia Code" w:cs="Cascadia Code"/>
         </w:rPr>
-        <w:t>{</w:t>
-      </w:r>
-      <w:r>
+        <w:t>|fff|=3</w:t>
+      </w:r>
+    </w:p>
+    <w:p>
+      <w:pPr>
+        <w:pStyle w:val="Prrafodelista"/>
+        <w:numPr>
+          <w:ilvl w:val="1"/>
+          <w:numId w:val="2"/>
+        </w:numPr>
+      </w:pPr>
+      <w:r>
+        <w:t xml:space="preserve">efdg </w:t>
+      </w:r>
+    </w:p>
+    <w:p>
+      <w:pPr>
+        <w:pStyle w:val="Prrafodelista"/>
+        <w:ind w:left="1440"/>
         <w:rPr>
           <w:rFonts w:ascii="Cascadia Code" w:hAnsi="Cascadia Code" w:cs="Cascadia Code"/>
         </w:rPr>
-        <w:t>0, 2, 4, 6, 8}</w:t>
+      </w:pPr>
+      <w:r>
+        <w:rPr>
+          <w:rFonts w:ascii="Cascadia Code" w:hAnsi="Cascadia Code" w:cs="Cascadia Code"/>
+        </w:rPr>
+        <w:t>|</w:t>
+      </w:r>
+      <w:r>
+        <w:rPr>
+          <w:rFonts w:ascii="Cascadia Code" w:hAnsi="Cascadia Code" w:cs="Cascadia Code"/>
+        </w:rPr>
+        <w:t>efdg</w:t>
+      </w:r>
+      <w:r>
+        <w:rPr>
+          <w:rFonts w:ascii="Cascadia Code" w:hAnsi="Cascadia Code" w:cs="Cascadia Code"/>
+        </w:rPr>
+        <w:t>|=4</w:t>
+      </w:r>
+    </w:p>
+    <w:p>
+      <w:pPr>
+        <w:pStyle w:val="Prrafodelista"/>
+        <w:numPr>
+          <w:ilvl w:val="1"/>
+          <w:numId w:val="2"/>
+        </w:numPr>
+      </w:pPr>
+      <w:r>
+        <w:t>λ</w:t>
+      </w:r>
+    </w:p>
+    <w:p>
+      <w:pPr>
+        <w:pStyle w:val="Prrafodelista"/>
+        <w:ind w:left="1440"/>
+      </w:pPr>
+      <w:r>
+        <w:rPr>
+          <w:rFonts w:ascii="Cascadia Code" w:hAnsi="Cascadia Code" w:cs="Cascadia Code"/>
+        </w:rPr>
+        <w:t>|λ</w:t>
+      </w:r>
+      <w:r>
+        <w:rPr>
+          <w:rFonts w:ascii="Cascadia Code" w:hAnsi="Cascadia Code" w:cs="Cascadia Code"/>
+        </w:rPr>
+        <w:t>|=0</w:t>
       </w:r>
     </w:p>
     <w:p>
@@ -147,181 +268,7 @@
         </w:numPr>
       </w:pPr>
       <w:r>
-        <w:t>Definir la longitud de las siguientes sartas, pertenecientes a un alfabeto A = { e, f, d , g }</w:t>
-      </w:r>
-    </w:p>
-    <w:p>
-      <w:pPr>
-        <w:pStyle w:val="Prrafodelista"/>
-        <w:numPr>
-          <w:ilvl w:val="1"/>
-          <w:numId w:val="2"/>
-        </w:numPr>
-      </w:pPr>
-      <w:r>
-        <w:t>d</w:t>
-      </w:r>
-    </w:p>
-    <w:p>
-      <w:pPr>
-        <w:pStyle w:val="Prrafodelista"/>
-        <w:ind w:left="1440"/>
-        <w:rPr>
-          <w:rFonts w:ascii="Cascadia Code" w:hAnsi="Cascadia Code" w:cs="Cascadia Code"/>
-        </w:rPr>
-      </w:pPr>
-      <w:r>
-        <w:rPr>
-          <w:rFonts w:ascii="Cascadia Code" w:hAnsi="Cascadia Code" w:cs="Cascadia Code"/>
-        </w:rPr>
-        <w:t>|d|=1</w:t>
-      </w:r>
-    </w:p>
-    <w:p>
-      <w:pPr>
-        <w:pStyle w:val="Prrafodelista"/>
-        <w:numPr>
-          <w:ilvl w:val="1"/>
-          <w:numId w:val="2"/>
-        </w:numPr>
-      </w:pPr>
-      <w:proofErr w:type="spellStart"/>
-      <w:r>
-        <w:t>fff</w:t>
-      </w:r>
-      <w:proofErr w:type="spellEnd"/>
-    </w:p>
-    <w:p>
-      <w:pPr>
-        <w:pStyle w:val="Prrafodelista"/>
-        <w:ind w:left="1440"/>
-        <w:rPr>
-          <w:rFonts w:ascii="Cascadia Code" w:hAnsi="Cascadia Code" w:cs="Cascadia Code"/>
-        </w:rPr>
-      </w:pPr>
-      <w:r>
-        <w:rPr>
-          <w:rFonts w:ascii="Cascadia Code" w:hAnsi="Cascadia Code" w:cs="Cascadia Code"/>
-        </w:rPr>
-        <w:t>|</w:t>
-      </w:r>
-      <w:proofErr w:type="spellStart"/>
-      <w:r>
-        <w:rPr>
-          <w:rFonts w:ascii="Cascadia Code" w:hAnsi="Cascadia Code" w:cs="Cascadia Code"/>
-        </w:rPr>
-        <w:t>fff</w:t>
-      </w:r>
-      <w:proofErr w:type="spellEnd"/>
-      <w:r>
-        <w:rPr>
-          <w:rFonts w:ascii="Cascadia Code" w:hAnsi="Cascadia Code" w:cs="Cascadia Code"/>
-        </w:rPr>
-        <w:t>|=3</w:t>
-      </w:r>
-    </w:p>
-    <w:p>
-      <w:pPr>
-        <w:pStyle w:val="Prrafodelista"/>
-        <w:numPr>
-          <w:ilvl w:val="1"/>
-          <w:numId w:val="2"/>
-        </w:numPr>
-      </w:pPr>
-      <w:proofErr w:type="spellStart"/>
-      <w:r>
-        <w:t>efdg</w:t>
-      </w:r>
-      <w:proofErr w:type="spellEnd"/>
-      <w:r>
-        <w:t xml:space="preserve"> </w:t>
-      </w:r>
-    </w:p>
-    <w:p>
-      <w:pPr>
-        <w:pStyle w:val="Prrafodelista"/>
-        <w:ind w:left="1440"/>
-        <w:rPr>
-          <w:rFonts w:ascii="Cascadia Code" w:hAnsi="Cascadia Code" w:cs="Cascadia Code"/>
-        </w:rPr>
-      </w:pPr>
-      <w:r>
-        <w:rPr>
-          <w:rFonts w:ascii="Cascadia Code" w:hAnsi="Cascadia Code" w:cs="Cascadia Code"/>
-        </w:rPr>
-        <w:t>|</w:t>
-      </w:r>
-      <w:proofErr w:type="spellStart"/>
-      <w:r>
-        <w:rPr>
-          <w:rFonts w:ascii="Cascadia Code" w:hAnsi="Cascadia Code" w:cs="Cascadia Code"/>
-        </w:rPr>
-        <w:t>efdg</w:t>
-      </w:r>
-      <w:proofErr w:type="spellEnd"/>
-      <w:r>
-        <w:rPr>
-          <w:rFonts w:ascii="Cascadia Code" w:hAnsi="Cascadia Code" w:cs="Cascadia Code"/>
-        </w:rPr>
-        <w:t>|=4</w:t>
-      </w:r>
-    </w:p>
-    <w:p>
-      <w:pPr>
-        <w:pStyle w:val="Prrafodelista"/>
-        <w:numPr>
-          <w:ilvl w:val="1"/>
-          <w:numId w:val="2"/>
-        </w:numPr>
-      </w:pPr>
-      <w:r>
-        <w:t>λ</w:t>
-      </w:r>
-    </w:p>
-    <w:p>
-      <w:pPr>
-        <w:pStyle w:val="Prrafodelista"/>
-        <w:ind w:left="1440"/>
-      </w:pPr>
-      <w:r>
-        <w:rPr>
-          <w:rFonts w:ascii="Cascadia Code" w:hAnsi="Cascadia Code" w:cs="Cascadia Code"/>
-        </w:rPr>
-        <w:t>|λ</w:t>
-      </w:r>
-      <w:r>
-        <w:rPr>
-          <w:rFonts w:ascii="Cascadia Code" w:hAnsi="Cascadia Code" w:cs="Cascadia Code"/>
-        </w:rPr>
-        <w:t>|=0</w:t>
-      </w:r>
-    </w:p>
-    <w:p>
-      <w:pPr>
-        <w:pStyle w:val="Prrafodelista"/>
-        <w:numPr>
-          <w:ilvl w:val="0"/>
-          <w:numId w:val="2"/>
-        </w:numPr>
-      </w:pPr>
-      <w:r>
-        <w:t>Dados A = {1,2,3}, B = {</w:t>
-      </w:r>
-      <w:proofErr w:type="spellStart"/>
-      <w:r>
-        <w:t>a,b,c,d</w:t>
-      </w:r>
-      <w:proofErr w:type="spellEnd"/>
-      <w:r>
-        <w:t>} y C = {</w:t>
-      </w:r>
-      <w:proofErr w:type="spellStart"/>
-      <w:r>
-        <w:t>a,b</w:t>
-      </w:r>
-      <w:proofErr w:type="spellEnd"/>
-      <w:r>
-        <w:t>}, determinar y justificar si las siguientes afirmaciones son verdaderas o falsas:</w:t>
+        <w:t>Dados A = {1,2,3}, B = {a,b,c,d} y C = {a,b}, determinar y justificar si las siguientes afirmaciones son verdaderas o falsas:</w:t>
       </w:r>
     </w:p>
     <w:p>
@@ -359,15 +306,7 @@
         <w:t>Verdadero</w:t>
       </w:r>
       <w:r>
-        <w:t xml:space="preserve"> porque 1 es una letra del alfabeto </w:t>
-      </w:r>
-      <w:proofErr w:type="gramStart"/>
-      <w:r>
-        <w:t>A</w:t>
-      </w:r>
-      <w:proofErr w:type="gramEnd"/>
-      <w:r>
-        <w:t>.</w:t>
+        <w:t xml:space="preserve"> porque 1 es una letra del alfabeto A.</w:t>
       </w:r>
     </w:p>
     <w:p>
@@ -446,11 +385,7 @@
         <w:t xml:space="preserve"> porque a no es un conjunto, sino un elemento. Y un elemento no puede </w:t>
       </w:r>
       <w:r>
-        <w:t xml:space="preserve">ser subconjunto de nada. Lo correcto sería decir que </w:t>
-      </w:r>
-      <w:proofErr w:type="spellStart"/>
-      <w:r>
-        <w:t>a</w:t>
+        <w:t>ser subconjunto de nada. Lo correcto sería decir que a</w:t>
       </w:r>
       <w:r>
         <w:rPr>
@@ -459,11 +394,7 @@
         <w:t>∈</w:t>
       </w:r>
       <w:r>
-        <w:t>C</w:t>
-      </w:r>
-      <w:proofErr w:type="spellEnd"/>
-      <w:r>
-        <w:t>.</w:t>
+        <w:t>C.</w:t>
       </w:r>
     </w:p>
     <w:p>
@@ -501,11 +432,7 @@
         <w:t>Verdadero</w:t>
       </w:r>
       <w:r>
-        <w:t xml:space="preserve"> porque {a} sí es un subconjunto de C ya que se cumple, por un lado, que todo elemento que pertenezca a {a} también pertenece a C (porque </w:t>
-      </w:r>
-      <w:proofErr w:type="spellStart"/>
-      <w:r>
-        <w:t>a</w:t>
+        <w:t xml:space="preserve"> porque {a} sí es un subconjunto de C ya que se cumple, por un lado, que todo elemento que pertenezca a {a} también pertenece a C (porque a</w:t>
       </w:r>
       <w:r>
         <w:rPr>
@@ -516,7 +443,6 @@
       <w:r>
         <w:t>C</w:t>
       </w:r>
-      <w:proofErr w:type="spellEnd"/>
       <w:r>
         <w:t>) y, por otro, existe, al menos, un elemento en C que no está en {a} (por ejemplo, b).</w:t>
       </w:r>
@@ -626,13 +552,8 @@
       <w:pPr>
         <w:pStyle w:val="Respuesta"/>
       </w:pPr>
-      <w:proofErr w:type="gramStart"/>
-      <w:r>
-        <w:t>ya</w:t>
-      </w:r>
-      <w:proofErr w:type="gramEnd"/>
-      <w:r>
-        <w:t xml:space="preserve"> que tanto a como b (los elementos de C) también pertenecen a B.</w:t>
+      <w:r>
+        <w:t>ya que tanto a como b (los elementos de C) también pertenecen a B.</w:t>
       </w:r>
     </w:p>
     <w:p>
@@ -670,36 +591,10 @@
         <w:t>Falso</w:t>
       </w:r>
       <w:r>
-        <w:t xml:space="preserve"> porque {</w:t>
-      </w:r>
-      <w:proofErr w:type="spellStart"/>
-      <w:r>
-        <w:t>a</w:t>
-      </w:r>
-      <w:proofErr w:type="gramStart"/>
-      <w:r>
-        <w:t>,b</w:t>
-      </w:r>
-      <w:proofErr w:type="spellEnd"/>
-      <w:proofErr w:type="gramEnd"/>
-      <w:r>
-        <w:t>}=C.</w:t>
-      </w:r>
-      <w:r>
-        <w:t xml:space="preserve"> Sería verdadero si tan solo C tuviera algún elemento que {</w:t>
-      </w:r>
-      <w:proofErr w:type="spellStart"/>
-      <w:r>
-        <w:t>a</w:t>
-      </w:r>
-      <w:proofErr w:type="gramStart"/>
-      <w:r>
-        <w:t>,b</w:t>
-      </w:r>
-      <w:proofErr w:type="spellEnd"/>
-      <w:proofErr w:type="gramEnd"/>
-      <w:r>
-        <w:t>} no tuviera.</w:t>
+        <w:t xml:space="preserve"> porque {a,b}=C.</w:t>
+      </w:r>
+      <w:r>
+        <w:t xml:space="preserve"> Sería verdadero si tan solo C tuviera algún elemento que {a,b} no tuviera.</w:t>
       </w:r>
     </w:p>
     <w:p>
@@ -824,11 +719,7 @@
         <w:t>Falso</w:t>
       </w:r>
       <w:r>
-        <w:t xml:space="preserve"> porque, a diferencia del inciso anterior, el que es siempre falso es el consecuente. Por ende, simplemente necesitamos un contraejemplo en el que el antecedente sea verdadero. Por ejemplo, </w:t>
-      </w:r>
-      <w:proofErr w:type="spellStart"/>
-      <w:r>
-        <w:t>a</w:t>
+        <w:t xml:space="preserve"> porque, a diferencia del inciso anterior, el que es siempre falso es el consecuente. Por ende, simplemente necesitamos un contraejemplo en el que el antecedente sea verdadero. Por ejemplo, a</w:t>
       </w:r>
       <w:r>
         <w:rPr>
@@ -839,7 +730,6 @@
       <w:r>
         <w:t>C</w:t>
       </w:r>
-      <w:proofErr w:type="spellEnd"/>
       <w:r>
         <w:t xml:space="preserve"> pero no pertenece a </w:t>
       </w:r>
@@ -867,56 +757,7 @@
         <w:ind w:left="714" w:hanging="357"/>
       </w:pPr>
       <w:r>
-        <w:t>Sea el alfabeto A = {</w:t>
-      </w:r>
-      <w:proofErr w:type="spellStart"/>
-      <w:r>
-        <w:t>a</w:t>
-      </w:r>
-      <w:proofErr w:type="gramStart"/>
-      <w:r>
-        <w:t>,b,c</w:t>
-      </w:r>
-      <w:proofErr w:type="spellEnd"/>
-      <w:proofErr w:type="gramEnd"/>
-      <w:r>
-        <w:t xml:space="preserve">} y las cadenas x = </w:t>
-      </w:r>
-      <w:proofErr w:type="spellStart"/>
-      <w:r>
-        <w:t>aa</w:t>
-      </w:r>
-      <w:proofErr w:type="spellEnd"/>
-      <w:r>
-        <w:t xml:space="preserve">, y = b y z = </w:t>
-      </w:r>
-      <w:proofErr w:type="spellStart"/>
-      <w:r>
-        <w:t>cba</w:t>
-      </w:r>
-      <w:proofErr w:type="spellEnd"/>
-      <w:r>
-        <w:t xml:space="preserve">, definir las siguientes cadenas: </w:t>
-      </w:r>
-      <w:proofErr w:type="spellStart"/>
-      <w:r>
-        <w:t>x.x</w:t>
-      </w:r>
-      <w:proofErr w:type="spellEnd"/>
-      <w:r>
-        <w:t xml:space="preserve">, </w:t>
-      </w:r>
-      <w:proofErr w:type="spellStart"/>
-      <w:r>
-        <w:t>x.y</w:t>
-      </w:r>
-      <w:proofErr w:type="spellEnd"/>
-      <w:r>
-        <w:t xml:space="preserve">, </w:t>
-      </w:r>
-      <w:proofErr w:type="spellStart"/>
-      <w:r>
-        <w:t>z</w:t>
+        <w:t>Sea el alfabeto A = {a,b,c} y las cadenas x = aa, y = b y z = cba, definir las siguientes cadenas: x.x, x.y, z</w:t>
       </w:r>
       <w:r>
         <w:rPr>
@@ -925,54 +766,42 @@
         <w:t>r</w:t>
       </w:r>
       <w:r>
+        <w:t>.x, y</w:t>
+      </w:r>
+      <w:r>
+        <w:rPr>
+          <w:vertAlign w:val="superscript"/>
+        </w:rPr>
+        <w:t>2</w:t>
+      </w:r>
+      <w:r>
         <w:t>.x</w:t>
       </w:r>
-      <w:proofErr w:type="spellEnd"/>
-      <w:r>
-        <w:t>, y</w:t>
-      </w:r>
       <w:r>
         <w:rPr>
           <w:vertAlign w:val="superscript"/>
         </w:rPr>
+        <w:t>3</w:t>
+      </w:r>
+      <w:r>
+        <w:t xml:space="preserve"> , z</w:t>
+      </w:r>
+      <w:r>
+        <w:rPr>
+          <w:vertAlign w:val="superscript"/>
+        </w:rPr>
+        <w:t>0</w:t>
+      </w:r>
+      <w:r>
+        <w:t>.(xz)</w:t>
+      </w:r>
+      <w:r>
+        <w:rPr>
+          <w:vertAlign w:val="superscript"/>
+        </w:rPr>
         <w:t>2</w:t>
       </w:r>
       <w:r>
-        <w:t>.x</w:t>
-      </w:r>
-      <w:r>
-        <w:rPr>
-          <w:vertAlign w:val="superscript"/>
-        </w:rPr>
-        <w:t>3</w:t>
-      </w:r>
-      <w:r>
-        <w:t xml:space="preserve"> , z</w:t>
-      </w:r>
-      <w:r>
-        <w:rPr>
-          <w:vertAlign w:val="superscript"/>
-        </w:rPr>
-        <w:t>0</w:t>
-      </w:r>
-      <w:r>
-        <w:t>.(</w:t>
-      </w:r>
-      <w:proofErr w:type="spellStart"/>
-      <w:r>
-        <w:t>xz</w:t>
-      </w:r>
-      <w:proofErr w:type="spellEnd"/>
-      <w:r>
-        <w:t>)</w:t>
-      </w:r>
-      <w:r>
-        <w:rPr>
-          <w:vertAlign w:val="superscript"/>
-        </w:rPr>
-        <w:t>2</w:t>
-      </w:r>
-      <w:r>
         <w:t xml:space="preserve"> y dar la longitud de cada una de ellas.</w:t>
       </w:r>
     </w:p>
@@ -980,33 +809,12 @@
       <w:pPr>
         <w:pStyle w:val="Respuesta"/>
       </w:pPr>
-      <w:proofErr w:type="spellStart"/>
-      <w:r>
-        <w:t>x.x</w:t>
-      </w:r>
-      <w:proofErr w:type="spellEnd"/>
-      <w:r>
-        <w:t>=</w:t>
-      </w:r>
-      <w:proofErr w:type="spellStart"/>
-      <w:r>
-        <w:t>aaaa</w:t>
-      </w:r>
-      <w:proofErr w:type="spellEnd"/>
-      <w:r>
-        <w:t>,</w:t>
+      <w:r>
+        <w:t>x.x=aaaa,</w:t>
       </w:r>
       <w:r>
         <w:tab/>
-        <w:t>|</w:t>
-      </w:r>
-      <w:proofErr w:type="spellStart"/>
-      <w:r>
-        <w:t>x.x</w:t>
-      </w:r>
-      <w:proofErr w:type="spellEnd"/>
-      <w:r>
-        <w:t>|=4</w:t>
+        <w:t>|x.x|=4</w:t>
       </w:r>
     </w:p>
     <w:p>
@@ -1076,7 +884,7 @@
               </wp:anchor>
             </w:drawing>
           </mc:Choice>
-          <mc:Fallback xmlns:w16se="http://schemas.microsoft.com/office/word/2015/wordml/symex" xmlns:w16sdtfl="http://schemas.microsoft.com/office/word/2024/wordml/sdtformatlock" xmlns:w16sdtdh="http://schemas.microsoft.com/office/word/2020/wordml/sdtdatahash" xmlns:w16du="http://schemas.microsoft.com/office/word/2023/wordml/word16du" xmlns:w16="http://schemas.microsoft.com/office/word/2018/wordml" xmlns:w16cid="http://schemas.microsoft.com/office/word/2016/wordml/cid" xmlns:w16cex="http://schemas.microsoft.com/office/word/2018/wordml/cex" xmlns:oel="http://schemas.microsoft.com/office/2019/extlst" xmlns:am3d="http://schemas.microsoft.com/office/drawing/2017/model3d" xmlns:aink="http://schemas.microsoft.com/office/drawing/2016/ink" xmlns:cx8="http://schemas.microsoft.com/office/drawing/2016/5/14/chartex" xmlns:cx7="http://schemas.microsoft.com/office/drawing/2016/5/13/chartex" xmlns:cx6="http://schemas.microsoft.com/office/drawing/2016/5/12/chartex" xmlns:cx5="http://schemas.microsoft.com/office/drawing/2016/5/11/chartex" xmlns:cx4="http://schemas.microsoft.com/office/drawing/2016/5/10/chartex" xmlns:cx3="http://schemas.microsoft.com/office/drawing/2016/5/9/chartex" xmlns:cx2="http://schemas.microsoft.com/office/drawing/2015/10/21/chartex" xmlns:cx1="http://schemas.microsoft.com/office/drawing/2015/9/8/chartex" xmlns:cx="http://schemas.microsoft.com/office/drawing/2014/chartex">
+          <mc:Fallback>
             <w:pict>
               <v:shapetype w14:anchorId="50CA834B" id="_x0000_t87" coordsize="21600,21600" o:spt="87" adj="1800,10800" path="m21600,qx10800@0l10800@2qy0@11,10800@3l10800@1qy21600,21600e" filled="f">
                 <v:formulas>
@@ -1106,40 +914,18 @@
           </mc:Fallback>
         </mc:AlternateContent>
       </w:r>
-      <w:proofErr w:type="spellStart"/>
-      <w:r>
-        <w:t>x.y</w:t>
-      </w:r>
-      <w:proofErr w:type="spellEnd"/>
-      <w:r>
-        <w:t>=</w:t>
-      </w:r>
-      <w:proofErr w:type="spellStart"/>
-      <w:r>
-        <w:t>aab</w:t>
-      </w:r>
-      <w:proofErr w:type="spellEnd"/>
-      <w:r>
-        <w:t>,</w:t>
+      <w:r>
+        <w:t>x.y=aab,</w:t>
       </w:r>
       <w:r>
         <w:tab/>
-        <w:t>|</w:t>
-      </w:r>
-      <w:proofErr w:type="spellStart"/>
-      <w:r>
-        <w:t>x.y</w:t>
-      </w:r>
-      <w:proofErr w:type="spellEnd"/>
-      <w:r>
-        <w:t>|=3</w:t>
+        <w:t>|x.y|=3</w:t>
       </w:r>
     </w:p>
     <w:p>
       <w:pPr>
         <w:pStyle w:val="Respuesta"/>
       </w:pPr>
-      <w:proofErr w:type="spellStart"/>
       <w:r>
         <w:t>z</w:t>
       </w:r>
@@ -1150,27 +936,7 @@
         <w:t>r</w:t>
       </w:r>
       <w:r>
-        <w:t>.x</w:t>
-      </w:r>
-      <w:proofErr w:type="spellEnd"/>
-      <w:r>
-        <w:t>=</w:t>
-      </w:r>
-      <w:proofErr w:type="spellStart"/>
-      <w:r>
-        <w:t>cbacba</w:t>
-      </w:r>
-      <w:proofErr w:type="spellEnd"/>
-      <w:r>
-        <w:t>…</w:t>
-      </w:r>
-      <w:proofErr w:type="spellStart"/>
-      <w:r>
-        <w:t>cbaaa</w:t>
-      </w:r>
-      <w:proofErr w:type="spellEnd"/>
-      <w:r>
-        <w:t>,</w:t>
+        <w:t>.x=cbacba…cbaaa,</w:t>
       </w:r>
       <w:r>
         <w:tab/>
@@ -1228,15 +994,7 @@
       </w:pPr>
       <w:r>
         <w:tab/>
-        <w:t xml:space="preserve"> </w:t>
-      </w:r>
-      <w:proofErr w:type="gramStart"/>
-      <w:r>
-        <w:t>r</w:t>
-      </w:r>
-      <w:proofErr w:type="gramEnd"/>
-      <w:r>
-        <w:t xml:space="preserve"> veces</w:t>
+        <w:t xml:space="preserve"> r veces</w:t>
       </w:r>
     </w:p>
     <w:p>
@@ -1262,13 +1020,8 @@
         <w:t>3</w:t>
       </w:r>
       <w:r>
-        <w:t>=</w:t>
-      </w:r>
-      <w:proofErr w:type="spellStart"/>
-      <w:r>
-        <w:t>bbaaaaaa</w:t>
-      </w:r>
-      <w:proofErr w:type="spellEnd"/>
+        <w:t>=bbaaaaaa</w:t>
+      </w:r>
       <w:r>
         <w:t xml:space="preserve">, </w:t>
       </w:r>
@@ -1426,18 +1179,8 @@
         </w:rPr>
         <w:t>0</w:t>
       </w:r>
-      <w:proofErr w:type="gramStart"/>
-      <w:r>
-        <w:t>.(</w:t>
-      </w:r>
-      <w:proofErr w:type="spellStart"/>
-      <w:proofErr w:type="gramEnd"/>
-      <w:r>
-        <w:t>xz</w:t>
-      </w:r>
-      <w:proofErr w:type="spellEnd"/>
-      <w:r>
-        <w:t>)</w:t>
+      <w:r>
+        <w:t>.(xz)</w:t>
       </w:r>
       <w:r>
         <w:rPr>
@@ -1449,15 +1192,7 @@
         <w:t>=λ</w:t>
       </w:r>
       <w:r>
-        <w:t>(</w:t>
-      </w:r>
-      <w:proofErr w:type="spellStart"/>
-      <w:r>
-        <w:t>xz</w:t>
-      </w:r>
-      <w:proofErr w:type="spellEnd"/>
-      <w:r>
-        <w:t>)</w:t>
+        <w:t>(xz)</w:t>
       </w:r>
       <w:r>
         <w:rPr>
@@ -1466,29 +1201,8 @@
         <w:t>2</w:t>
       </w:r>
       <w:r>
-        <w:t>=(</w:t>
-      </w:r>
-      <w:proofErr w:type="spellStart"/>
-      <w:r>
-        <w:t>xz</w:t>
-      </w:r>
-      <w:proofErr w:type="spellEnd"/>
-      <w:r>
-        <w:t>)²=(</w:t>
-      </w:r>
-      <w:proofErr w:type="spellStart"/>
-      <w:r>
-        <w:t>aacba</w:t>
-      </w:r>
-      <w:proofErr w:type="spellEnd"/>
-      <w:r>
-        <w:t>)²=</w:t>
-      </w:r>
-      <w:proofErr w:type="spellStart"/>
-      <w:r>
-        <w:t>aacbaaacba</w:t>
-      </w:r>
-      <w:proofErr w:type="spellEnd"/>
+        <w:t>=(xz)²=(aacba)²=aacbaaacba</w:t>
+      </w:r>
     </w:p>
     <w:p>
       <w:pPr>
@@ -1979,7 +1693,7 @@
               </wp:anchor>
             </w:drawing>
           </mc:Choice>
-          <mc:Fallback xmlns:w16se="http://schemas.microsoft.com/office/word/2015/wordml/symex" xmlns:w16sdtfl="http://schemas.microsoft.com/office/word/2024/wordml/sdtformatlock" xmlns:w16sdtdh="http://schemas.microsoft.com/office/word/2020/wordml/sdtdatahash" xmlns:w16du="http://schemas.microsoft.com/office/word/2023/wordml/word16du" xmlns:w16="http://schemas.microsoft.com/office/word/2018/wordml" xmlns:w16cid="http://schemas.microsoft.com/office/word/2016/wordml/cid" xmlns:w16cex="http://schemas.microsoft.com/office/word/2018/wordml/cex" xmlns:oel="http://schemas.microsoft.com/office/2019/extlst" xmlns:am3d="http://schemas.microsoft.com/office/drawing/2017/model3d" xmlns:aink="http://schemas.microsoft.com/office/drawing/2016/ink" xmlns:cx8="http://schemas.microsoft.com/office/drawing/2016/5/14/chartex" xmlns:cx7="http://schemas.microsoft.com/office/drawing/2016/5/13/chartex" xmlns:cx6="http://schemas.microsoft.com/office/drawing/2016/5/12/chartex" xmlns:cx5="http://schemas.microsoft.com/office/drawing/2016/5/11/chartex" xmlns:cx4="http://schemas.microsoft.com/office/drawing/2016/5/10/chartex" xmlns:cx3="http://schemas.microsoft.com/office/drawing/2016/5/9/chartex" xmlns:cx2="http://schemas.microsoft.com/office/drawing/2015/10/21/chartex" xmlns:cx1="http://schemas.microsoft.com/office/drawing/2015/9/8/chartex" xmlns:cx="http://schemas.microsoft.com/office/drawing/2014/chartex">
+          <mc:Fallback>
             <w:pict>
               <v:shape w14:anchorId="3F5FDCD0" id="Abrir llave 2" o:spid="_x0000_s1026" type="#_x0000_t87" style="position:absolute;margin-left:124.65pt;margin-top:148.95pt;width:11.1pt;height:52.5pt;rotation:-90;z-index:251660288;visibility:visible;mso-wrap-style:square;mso-height-percent:0;mso-wrap-distance-left:9pt;mso-wrap-distance-top:0;mso-wrap-distance-right:9pt;mso-wrap-distance-bottom:0;mso-position-horizontal:absolute;mso-position-horizontal-relative:text;mso-position-vertical:absolute;mso-position-vertical-relative:text;mso-height-percent:0;mso-height-relative:margin;v-text-anchor:middle" o:gfxdata="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" adj="381" strokecolor="black [3200]" strokeweight=".5pt">
                 <v:stroke joinstyle="miter"/>
@@ -1989,39 +1703,7 @@
         </mc:AlternateContent>
       </w:r>
       <w:r>
-        <w:t xml:space="preserve">Sean L1 = {λ}, L2 = {b, </w:t>
-      </w:r>
-      <w:proofErr w:type="spellStart"/>
-      <w:r>
-        <w:t>aa</w:t>
-      </w:r>
-      <w:proofErr w:type="spellEnd"/>
-      <w:r>
-        <w:t xml:space="preserve">, ab, </w:t>
-      </w:r>
-      <w:proofErr w:type="spellStart"/>
-      <w:r>
-        <w:t>bb</w:t>
-      </w:r>
-      <w:proofErr w:type="spellEnd"/>
-      <w:r>
-        <w:t xml:space="preserve">}, L3 = {λ, a, b, </w:t>
-      </w:r>
-      <w:proofErr w:type="spellStart"/>
-      <w:r>
-        <w:t>aa</w:t>
-      </w:r>
-      <w:proofErr w:type="spellEnd"/>
-      <w:r>
-        <w:t xml:space="preserve">, </w:t>
-      </w:r>
-      <w:proofErr w:type="spellStart"/>
-      <w:r>
-        <w:t>bb</w:t>
-      </w:r>
-      <w:proofErr w:type="spellEnd"/>
-      <w:r>
-        <w:t xml:space="preserve">} y L4 = </w:t>
+        <w:t xml:space="preserve">Sean L1 = {λ}, L2 = {b, aa, ab, bb}, L3 = {λ, a, b, aa, bb} y L4 = </w:t>
       </w:r>
       <w:r>
         <w:rPr>
@@ -2679,13 +2361,8 @@
         <w:t>&lt;{a,b,c,0,1}, {S}, S, {S::=a|b|c|Sa|Sb|Sc|S0|S1}&gt;</w:t>
       </w:r>
       <w:r>
-        <w:t xml:space="preserve">, determinar si las siguientes cadenas pertenecen a L(G): a, ab0, a0c01, 0a, 11, </w:t>
-      </w:r>
-      <w:proofErr w:type="spellStart"/>
-      <w:r>
-        <w:t>aaa</w:t>
-      </w:r>
-      <w:proofErr w:type="spellEnd"/>
+        <w:t>, determinar si las siguientes cadenas pertenecen a L(G): a, ab0, a0c01, 0a, 11, aaa</w:t>
+      </w:r>
     </w:p>
     <w:p>
       <w:pPr>
@@ -2700,13 +2377,8 @@
         </w:rPr>
         <w:t>∈</w:t>
       </w:r>
-      <w:proofErr w:type="gramStart"/>
-      <w:r>
-        <w:t>L(</w:t>
-      </w:r>
-      <w:proofErr w:type="gramEnd"/>
-      <w:r>
-        <w:t>G)</w:t>
+      <w:r>
+        <w:t>L(G)</w:t>
       </w:r>
     </w:p>
     <w:p>
@@ -2717,10 +2389,7 @@
         <w:t>S-&gt;S</w:t>
       </w:r>
       <w:r>
-        <w:t xml:space="preserve">0-&gt;Sb0-&gt;ab0 =&gt; </w:t>
-      </w:r>
-      <w:r>
-        <w:t>ab0</w:t>
+        <w:t>0-&gt;Sb0-&gt;ab0 =&gt; ab0</w:t>
       </w:r>
       <w:r>
         <w:rPr>
@@ -2728,13 +2397,8 @@
         </w:rPr>
         <w:t>∈</w:t>
       </w:r>
-      <w:proofErr w:type="gramStart"/>
-      <w:r>
-        <w:t>L(</w:t>
-      </w:r>
-      <w:proofErr w:type="gramEnd"/>
-      <w:r>
-        <w:t>G)</w:t>
+      <w:r>
+        <w:t>L(G)</w:t>
       </w:r>
     </w:p>
     <w:p>
@@ -2749,10 +2413,7 @@
         <w:t>S-&gt;S1-&gt;S01-&gt;Sc01-&gt;</w:t>
       </w:r>
       <w:r>
-        <w:t xml:space="preserve">S0c01-&gt;a0c01 =&gt; </w:t>
-      </w:r>
-      <w:r>
-        <w:t>a0c01</w:t>
+        <w:t>S0c01-&gt;a0c01 =&gt; a0c01</w:t>
       </w:r>
       <w:r>
         <w:rPr>
@@ -2762,54 +2423,29 @@
         </w:rPr>
         <w:t>∈</w:t>
       </w:r>
-      <w:proofErr w:type="gramStart"/>
       <w:r>
         <w:rPr>
           <w:kern w:val="0"/>
           <w14:ligatures w14:val="none"/>
         </w:rPr>
-        <w:t>L(</w:t>
-      </w:r>
-      <w:proofErr w:type="gramEnd"/>
-      <w:r>
+        <w:t>L(G)</w:t>
+      </w:r>
+    </w:p>
+    <w:p>
+      <w:pPr>
+        <w:pStyle w:val="Respuesta"/>
         <w:rPr>
           <w:kern w:val="0"/>
           <w14:ligatures w14:val="none"/>
         </w:rPr>
-        <w:t>G)</w:t>
-      </w:r>
-    </w:p>
-    <w:p>
-      <w:pPr>
-        <w:pStyle w:val="Respuesta"/>
+      </w:pPr>
+      <w:r>
         <w:rPr>
           <w:kern w:val="0"/>
           <w14:ligatures w14:val="none"/>
         </w:rPr>
-      </w:pPr>
-      <w:r>
-        <w:rPr>
-          <w:kern w:val="0"/>
-          <w14:ligatures w14:val="none"/>
-        </w:rPr>
         <w:lastRenderedPageBreak/>
-        <w:t xml:space="preserve">0a no pertenece a </w:t>
-      </w:r>
-      <w:proofErr w:type="gramStart"/>
-      <w:r>
-        <w:rPr>
-          <w:kern w:val="0"/>
-          <w14:ligatures w14:val="none"/>
-        </w:rPr>
-        <w:t>L(</w:t>
-      </w:r>
-      <w:proofErr w:type="gramEnd"/>
-      <w:r>
-        <w:rPr>
-          <w:kern w:val="0"/>
-          <w14:ligatures w14:val="none"/>
-        </w:rPr>
-        <w:t>G) porque el primer símbolo terminal nunca puede ser 0, sino que debe estar acompañado por otras cadenas previamente.</w:t>
+        <w:t>0a no pertenece a L(G) porque el primer símbolo terminal nunca puede ser 0, sino que debe estar acompañado por otras cadenas previamente.</w:t>
       </w:r>
     </w:p>
     <w:p>
@@ -2826,15 +2462,7 @@
           <w:kern w:val="0"/>
           <w14:ligatures w14:val="none"/>
         </w:rPr>
-        <w:t xml:space="preserve">11 no pertenece a </w:t>
-      </w:r>
-      <w:proofErr w:type="gramStart"/>
-      <w:r>
-        <w:rPr>
-          <w:kern w:val="0"/>
-          <w14:ligatures w14:val="none"/>
-        </w:rPr>
-        <w:t>L</w:t>
+        <w:t>11 no pertenece a L</w:t>
       </w:r>
       <w:r>
         <w:rPr>
@@ -2842,16 +2470,7 @@
           <w:lang w:val="es-ES"/>
           <w14:ligatures w14:val="none"/>
         </w:rPr>
-        <w:t>(</w:t>
-      </w:r>
-      <w:proofErr w:type="gramEnd"/>
-      <w:r>
-        <w:rPr>
-          <w:kern w:val="0"/>
-          <w:lang w:val="es-ES"/>
-          <w14:ligatures w14:val="none"/>
-        </w:rPr>
-        <w:t>G) porque gramaticalmente está mal que empiece con un número.</w:t>
+        <w:t>(G) porque gramaticalmente está mal que empiece con un número.</w:t>
       </w:r>
     </w:p>
     <w:p>
@@ -2867,54 +2486,8 @@
           <w:lang w:val="fr-FR"/>
           <w14:ligatures w14:val="none"/>
         </w:rPr>
-        <w:t>S-&gt;Sa-&gt;</w:t>
-      </w:r>
-      <w:proofErr w:type="spellStart"/>
-      <w:r>
-        <w:rPr>
-          <w:kern w:val="0"/>
-          <w:lang w:val="fr-FR"/>
-          <w14:ligatures w14:val="none"/>
-        </w:rPr>
-        <w:t>Saa</w:t>
-      </w:r>
-      <w:proofErr w:type="spellEnd"/>
-      <w:r>
-        <w:rPr>
-          <w:kern w:val="0"/>
-          <w:lang w:val="fr-FR"/>
-          <w14:ligatures w14:val="none"/>
-        </w:rPr>
-        <w:t>-&gt;</w:t>
-      </w:r>
-      <w:proofErr w:type="spellStart"/>
-      <w:r>
-        <w:rPr>
-          <w:kern w:val="0"/>
-          <w:lang w:val="fr-FR"/>
-          <w14:ligatures w14:val="none"/>
-        </w:rPr>
-        <w:t>aaa</w:t>
-      </w:r>
-      <w:proofErr w:type="spellEnd"/>
-      <w:r>
-        <w:rPr>
-          <w:kern w:val="0"/>
-          <w:lang w:val="fr-FR"/>
-          <w14:ligatures w14:val="none"/>
-        </w:rPr>
-        <w:t xml:space="preserve"> =&gt; </w:t>
-      </w:r>
-      <w:proofErr w:type="spellStart"/>
-      <w:r>
-        <w:rPr>
-          <w:kern w:val="0"/>
-          <w:lang w:val="fr-FR"/>
-          <w14:ligatures w14:val="none"/>
-        </w:rPr>
-        <w:t>aaa</w:t>
-      </w:r>
-      <w:proofErr w:type="spellEnd"/>
+        <w:t>S-&gt;Sa-&gt;Saa-&gt;aaa =&gt; aaa</w:t>
+      </w:r>
       <w:r>
         <w:rPr>
           <w:rFonts w:ascii="Cambria Math" w:hAnsi="Cambria Math" w:cs="Cambria Math"/>
@@ -3066,15 +2639,7 @@
       </w:pPr>
       <w:r>
         <w:tab/>
-        <w:t>S</w:t>
-      </w:r>
-      <w:proofErr w:type="gramStart"/>
-      <w:r>
-        <w:t>::=</w:t>
-      </w:r>
-      <w:proofErr w:type="gramEnd"/>
-      <w:r>
-        <w:t xml:space="preserve"> 1 | 1A1,</w:t>
+        <w:t>S::= 1 | 1A1,</w:t>
       </w:r>
     </w:p>
     <w:p>
@@ -3083,15 +2648,7 @@
       </w:pPr>
       <w:r>
         <w:tab/>
-        <w:t>A</w:t>
-      </w:r>
-      <w:proofErr w:type="gramStart"/>
-      <w:r>
-        <w:t>::=</w:t>
-      </w:r>
-      <w:proofErr w:type="gramEnd"/>
-      <w:r>
-        <w:t xml:space="preserve"> 0A | 1A | </w:t>
+        <w:t xml:space="preserve">A::= 0A | 1A | </w:t>
       </w:r>
       <w:r>
         <w:t>λ</w:t>
@@ -3114,12 +2671,7 @@
         </w:numPr>
       </w:pPr>
       <w:r>
-        <w:t>Para cad</w:t>
-      </w:r>
-      <w:bookmarkStart w:id="0" w:name="_GoBack"/>
-      <w:bookmarkEnd w:id="0"/>
-      <w:r>
-        <w:t xml:space="preserve">a una de las siguientes gramáticas, graficar el árbol de derivación para las sartas dadas que puedan generarse </w:t>
+        <w:t xml:space="preserve">Para cada una de las siguientes gramáticas, graficar el árbol de derivación para las sartas dadas que puedan generarse </w:t>
       </w:r>
     </w:p>
     <w:p>
@@ -3131,13 +2683,8 @@
         </w:numPr>
       </w:pPr>
       <w:r>
-        <w:t xml:space="preserve">S ::= </w:t>
-      </w:r>
-      <w:proofErr w:type="spellStart"/>
-      <w:r>
-        <w:t>bA</w:t>
-      </w:r>
-      <w:proofErr w:type="spellEnd"/>
+        <w:t>S ::= bA</w:t>
+      </w:r>
     </w:p>
     <w:p>
       <w:pPr>
@@ -3145,21 +2692,8 @@
         <w:ind w:left="1440"/>
       </w:pPr>
       <w:r>
-        <w:t xml:space="preserve">A </w:t>
-      </w:r>
-      <w:proofErr w:type="gramStart"/>
-      <w:r>
-        <w:t>::=</w:t>
-      </w:r>
-      <w:proofErr w:type="gramEnd"/>
-      <w:r>
-        <w:t xml:space="preserve"> </w:t>
-      </w:r>
-      <w:proofErr w:type="spellStart"/>
-      <w:r>
-        <w:t>aA|a</w:t>
-      </w:r>
-      <w:proofErr w:type="spellEnd"/>
+        <w:t>A ::= aA|a</w:t>
+      </w:r>
     </w:p>
     <w:p>
       <w:pPr>
@@ -3167,31 +2701,7 @@
         <w:ind w:left="1440"/>
       </w:pPr>
       <w:r>
-        <w:t xml:space="preserve">Sartas: </w:t>
-      </w:r>
-      <w:proofErr w:type="spellStart"/>
-      <w:r>
-        <w:t>ba</w:t>
-      </w:r>
-      <w:proofErr w:type="spellEnd"/>
-      <w:r>
-        <w:t xml:space="preserve">, </w:t>
-      </w:r>
-      <w:proofErr w:type="spellStart"/>
-      <w:r>
-        <w:t>aab</w:t>
-      </w:r>
-      <w:proofErr w:type="spellEnd"/>
-      <w:r>
-        <w:t xml:space="preserve">, </w:t>
-      </w:r>
-      <w:proofErr w:type="spellStart"/>
-      <w:r>
-        <w:t>baaa</w:t>
-      </w:r>
-      <w:proofErr w:type="spellEnd"/>
-      <w:r>
-        <w:t>, λ</w:t>
+        <w:t>Sartas: ba, aab, baaa, λ</w:t>
       </w:r>
     </w:p>
     <w:p>
@@ -3212,21 +2722,8 @@
         <w:ind w:left="1440"/>
       </w:pPr>
       <w:r>
-        <w:t xml:space="preserve">A </w:t>
-      </w:r>
-      <w:proofErr w:type="gramStart"/>
-      <w:r>
-        <w:t>::=</w:t>
-      </w:r>
-      <w:proofErr w:type="gramEnd"/>
-      <w:r>
-        <w:t xml:space="preserve"> </w:t>
-      </w:r>
-      <w:proofErr w:type="spellStart"/>
-      <w:r>
-        <w:t>λ|a</w:t>
-      </w:r>
-      <w:proofErr w:type="spellEnd"/>
+        <w:t>A ::= λ|a</w:t>
+      </w:r>
     </w:p>
     <w:p>
       <w:pPr>
@@ -3234,21 +2731,8 @@
         <w:ind w:left="1440"/>
       </w:pPr>
       <w:r>
-        <w:t xml:space="preserve">B </w:t>
-      </w:r>
-      <w:proofErr w:type="gramStart"/>
-      <w:r>
-        <w:t>::=</w:t>
-      </w:r>
-      <w:proofErr w:type="gramEnd"/>
-      <w:r>
-        <w:t xml:space="preserve"> </w:t>
-      </w:r>
-      <w:proofErr w:type="spellStart"/>
-      <w:r>
-        <w:t>b|BA</w:t>
-      </w:r>
-      <w:proofErr w:type="spellEnd"/>
+        <w:t>B ::= b|BA</w:t>
+      </w:r>
     </w:p>
     <w:p>
       <w:pPr>
@@ -3256,31 +2740,7 @@
         <w:ind w:left="1440"/>
       </w:pPr>
       <w:r>
-        <w:t xml:space="preserve">Sartas: a, b, </w:t>
-      </w:r>
-      <w:proofErr w:type="spellStart"/>
-      <w:r>
-        <w:t>aab</w:t>
-      </w:r>
-      <w:proofErr w:type="spellEnd"/>
-      <w:r>
-        <w:t xml:space="preserve">, </w:t>
-      </w:r>
-      <w:proofErr w:type="spellStart"/>
-      <w:r>
-        <w:t>bbaa</w:t>
-      </w:r>
-      <w:proofErr w:type="spellEnd"/>
-      <w:r>
-        <w:t xml:space="preserve">, </w:t>
-      </w:r>
-      <w:proofErr w:type="spellStart"/>
-      <w:r>
-        <w:t>baa</w:t>
-      </w:r>
-      <w:proofErr w:type="spellEnd"/>
-      <w:r>
-        <w:t>, λ</w:t>
+        <w:t>Sartas: a, b, aab, bbaa, baa, λ</w:t>
       </w:r>
     </w:p>
     <w:p>
@@ -3292,15 +2752,7 @@
         </w:numPr>
       </w:pPr>
       <w:r>
-        <w:t xml:space="preserve">Sean las siguientes gramáticas G, construir dos árboles de derivación diferentes para una misma cadena perteneciente a </w:t>
-      </w:r>
-      <w:proofErr w:type="gramStart"/>
-      <w:r>
-        <w:t>L(</w:t>
-      </w:r>
-      <w:proofErr w:type="gramEnd"/>
-      <w:r>
-        <w:t>G). ¿Qué características tienen estas gramáticas?</w:t>
+        <w:t>Sean las siguientes gramáticas G, construir dos árboles de derivación diferentes para una misma cadena perteneciente a L(G). ¿Qué características tienen estas gramáticas?</w:t>
       </w:r>
     </w:p>
     <w:p>
@@ -3312,15 +2764,7 @@
         </w:numPr>
       </w:pPr>
       <w:r>
-        <w:t xml:space="preserve">G= con P={S ::= SS | a | </w:t>
-      </w:r>
-      <w:proofErr w:type="spellStart"/>
-      <w:r>
-        <w:t>aS</w:t>
-      </w:r>
-      <w:proofErr w:type="spellEnd"/>
-      <w:r>
-        <w:t xml:space="preserve"> | λ } </w:t>
+        <w:t xml:space="preserve">G= con P={S ::= SS | a | aS | λ } </w:t>
       </w:r>
     </w:p>
     <w:p>
@@ -3332,23 +2776,7 @@
         </w:numPr>
       </w:pPr>
       <w:r>
-        <w:t xml:space="preserve">G= con P={S ::= </w:t>
-      </w:r>
-      <w:proofErr w:type="spellStart"/>
-      <w:r>
-        <w:t>aS</w:t>
-      </w:r>
-      <w:proofErr w:type="spellEnd"/>
-      <w:r>
-        <w:t xml:space="preserve"> | </w:t>
-      </w:r>
-      <w:proofErr w:type="spellStart"/>
-      <w:r>
-        <w:t>aSbS</w:t>
-      </w:r>
-      <w:proofErr w:type="spellEnd"/>
-      <w:r>
-        <w:t xml:space="preserve"> | λ } </w:t>
+        <w:t xml:space="preserve">G= con P={S ::= aS | aSbS | λ } </w:t>
       </w:r>
     </w:p>
     <w:p>
@@ -3372,20 +2800,21 @@
         </w:numPr>
       </w:pPr>
       <w:r>
-        <w:t>¿Son equivalentes las gramáticas con los siguientes conjuntos de producciones? {S</w:t>
-      </w:r>
-      <w:proofErr w:type="gramStart"/>
-      <w:r>
-        <w:t>::=</w:t>
-      </w:r>
-      <w:proofErr w:type="spellStart"/>
-      <w:proofErr w:type="gramEnd"/>
-      <w:r>
-        <w:t>aSb|ab|λ</w:t>
-      </w:r>
-      <w:proofErr w:type="spellEnd"/>
-      <w:r>
-        <w:t>} y { S::=aAb|ab, A::=aAb|λ}. Justificar la respuesta.</w:t>
+        <w:t>¿Son equivalentes las gramáticas con los siguientes conjuntos de producciones? {S::=aSb|ab|λ} y { S::=aAb|ab, A::=aAb|λ}. Justificar la respuesta.</w:t>
+      </w:r>
+    </w:p>
+    <w:p>
+      <w:pPr>
+        <w:pStyle w:val="Respuesta"/>
+      </w:pPr>
+      <w:r>
+        <w:t xml:space="preserve">No son equivalentes porque en el lenguaje generado por la primera gramática sí está, por ejemplo, </w:t>
+      </w:r>
+      <w:r>
+        <w:t>λ</w:t>
+      </w:r>
+      <w:r>
+        <w:t xml:space="preserve"> y en el generado por la gramática de la derecha, no.</w:t>
       </w:r>
     </w:p>
     <w:sectPr>
@@ -3403,7 +2832,7 @@
 </file>
 
 <file path=word/endnotes.xml><?xml version="1.0" encoding="utf-8"?>
-<w:endnotes xmlns:wpc="http://schemas.microsoft.com/office/word/2010/wordprocessingCanvas" xmlns:mc="http://schemas.openxmlformats.org/markup-compatibility/2006" xmlns:o="urn:schemas-microsoft-com:office:office" xmlns:r="http://schemas.openxmlformats.org/officeDocument/2006/relationships" xmlns:m="http://schemas.openxmlformats.org/officeDocument/2006/math" xmlns:v="urn:schemas-microsoft-com:vml" xmlns:wp14="http://schemas.microsoft.com/office/word/2010/wordprocessingDrawing" xmlns:wp="http://schemas.openxmlformats.org/drawingml/2006/wordprocessingDrawing" xmlns:w10="urn:schemas-microsoft-com:office:word" xmlns:w="http://schemas.openxmlformats.org/wordprocessingml/2006/main" xmlns:w14="http://schemas.microsoft.com/office/word/2010/wordml" xmlns:w15="http://schemas.microsoft.com/office/word/2012/wordml" xmlns:wpg="http://schemas.microsoft.com/office/word/2010/wordprocessingGroup" xmlns:wpi="http://schemas.microsoft.com/office/word/2010/wordprocessingInk" xmlns:wne="http://schemas.microsoft.com/office/word/2006/wordml" xmlns:wps="http://schemas.microsoft.com/office/word/2010/wordprocessingShape" mc:Ignorable="w14 w15 wp14">
+<w:endnotes xmlns:wpc="http://schemas.microsoft.com/office/word/2010/wordprocessingCanvas" xmlns:cx="http://schemas.microsoft.com/office/drawing/2014/chartex" xmlns:cx1="http://schemas.microsoft.com/office/drawing/2015/9/8/chartex" xmlns:cx2="http://schemas.microsoft.com/office/drawing/2015/10/21/chartex" xmlns:cx3="http://schemas.microsoft.com/office/drawing/2016/5/9/chartex" xmlns:cx4="http://schemas.microsoft.com/office/drawing/2016/5/10/chartex" xmlns:cx5="http://schemas.microsoft.com/office/drawing/2016/5/11/chartex" xmlns:cx6="http://schemas.microsoft.com/office/drawing/2016/5/12/chartex" xmlns:cx7="http://schemas.microsoft.com/office/drawing/2016/5/13/chartex" xmlns:cx8="http://schemas.microsoft.com/office/drawing/2016/5/14/chartex" xmlns:mc="http://schemas.openxmlformats.org/markup-compatibility/2006" xmlns:aink="http://schemas.microsoft.com/office/drawing/2016/ink" xmlns:am3d="http://schemas.microsoft.com/office/drawing/2017/model3d" xmlns:o="urn:schemas-microsoft-com:office:office" xmlns:oel="http://schemas.microsoft.com/office/2019/extlst" xmlns:r="http://schemas.openxmlformats.org/officeDocument/2006/relationships" xmlns:m="http://schemas.openxmlformats.org/officeDocument/2006/math" xmlns:v="urn:schemas-microsoft-com:vml" xmlns:wp14="http://schemas.microsoft.com/office/word/2010/wordprocessingDrawing" xmlns:wp="http://schemas.openxmlformats.org/drawingml/2006/wordprocessingDrawing" xmlns:w10="urn:schemas-microsoft-com:office:word" xmlns:w="http://schemas.openxmlformats.org/wordprocessingml/2006/main" xmlns:w14="http://schemas.microsoft.com/office/word/2010/wordml" xmlns:w15="http://schemas.microsoft.com/office/word/2012/wordml" xmlns:w16cex="http://schemas.microsoft.com/office/word/2018/wordml/cex" xmlns:w16cid="http://schemas.microsoft.com/office/word/2016/wordml/cid" xmlns:w16="http://schemas.microsoft.com/office/word/2018/wordml" xmlns:w16du="http://schemas.microsoft.com/office/word/2023/wordml/word16du" xmlns:w16sdtdh="http://schemas.microsoft.com/office/word/2020/wordml/sdtdatahash" xmlns:w16sdtfl="http://schemas.microsoft.com/office/word/2024/wordml/sdtformatlock" xmlns:w16se="http://schemas.microsoft.com/office/word/2015/wordml/symex" xmlns:wpg="http://schemas.microsoft.com/office/word/2010/wordprocessingGroup" xmlns:wpi="http://schemas.microsoft.com/office/word/2010/wordprocessingInk" xmlns:wne="http://schemas.microsoft.com/office/word/2006/wordml" xmlns:wps="http://schemas.microsoft.com/office/word/2010/wordprocessingShape" mc:Ignorable="w14 w15 w16se w16cid w16 w16cex w16sdtdh w16sdtfl w16du wp14">
   <w:endnote w:type="separator" w:id="-1">
     <w:p>
       <w:pPr>
@@ -3428,7 +2857,7 @@
 </file>
 
 <file path=word/footer1.xml><?xml version="1.0" encoding="utf-8"?>
-<w:ftr xmlns:wpc="http://schemas.microsoft.com/office/word/2010/wordprocessingCanvas" xmlns:mc="http://schemas.openxmlformats.org/markup-compatibility/2006" xmlns:o="urn:schemas-microsoft-com:office:office" xmlns:r="http://schemas.openxmlformats.org/officeDocument/2006/relationships" xmlns:m="http://schemas.openxmlformats.org/officeDocument/2006/math" xmlns:v="urn:schemas-microsoft-com:vml" xmlns:wp14="http://schemas.microsoft.com/office/word/2010/wordprocessingDrawing" xmlns:wp="http://schemas.openxmlformats.org/drawingml/2006/wordprocessingDrawing" xmlns:w10="urn:schemas-microsoft-com:office:word" xmlns:w="http://schemas.openxmlformats.org/wordprocessingml/2006/main" xmlns:w14="http://schemas.microsoft.com/office/word/2010/wordml" xmlns:w15="http://schemas.microsoft.com/office/word/2012/wordml" xmlns:wpg="http://schemas.microsoft.com/office/word/2010/wordprocessingGroup" xmlns:wpi="http://schemas.microsoft.com/office/word/2010/wordprocessingInk" xmlns:wne="http://schemas.microsoft.com/office/word/2006/wordml" xmlns:wps="http://schemas.microsoft.com/office/word/2010/wordprocessingShape" mc:Ignorable="w14 w15 wp14">
+<w:ftr xmlns:wpc="http://schemas.microsoft.com/office/word/2010/wordprocessingCanvas" xmlns:cx="http://schemas.microsoft.com/office/drawing/2014/chartex" xmlns:cx1="http://schemas.microsoft.com/office/drawing/2015/9/8/chartex" xmlns:cx2="http://schemas.microsoft.com/office/drawing/2015/10/21/chartex" xmlns:cx3="http://schemas.microsoft.com/office/drawing/2016/5/9/chartex" xmlns:cx4="http://schemas.microsoft.com/office/drawing/2016/5/10/chartex" xmlns:cx5="http://schemas.microsoft.com/office/drawing/2016/5/11/chartex" xmlns:cx6="http://schemas.microsoft.com/office/drawing/2016/5/12/chartex" xmlns:cx7="http://schemas.microsoft.com/office/drawing/2016/5/13/chartex" xmlns:cx8="http://schemas.microsoft.com/office/drawing/2016/5/14/chartex" xmlns:mc="http://schemas.openxmlformats.org/markup-compatibility/2006" xmlns:aink="http://schemas.microsoft.com/office/drawing/2016/ink" xmlns:am3d="http://schemas.microsoft.com/office/drawing/2017/model3d" xmlns:o="urn:schemas-microsoft-com:office:office" xmlns:oel="http://schemas.microsoft.com/office/2019/extlst" xmlns:r="http://schemas.openxmlformats.org/officeDocument/2006/relationships" xmlns:m="http://schemas.openxmlformats.org/officeDocument/2006/math" xmlns:v="urn:schemas-microsoft-com:vml" xmlns:wp14="http://schemas.microsoft.com/office/word/2010/wordprocessingDrawing" xmlns:wp="http://schemas.openxmlformats.org/drawingml/2006/wordprocessingDrawing" xmlns:w10="urn:schemas-microsoft-com:office:word" xmlns:w="http://schemas.openxmlformats.org/wordprocessingml/2006/main" xmlns:w14="http://schemas.microsoft.com/office/word/2010/wordml" xmlns:w15="http://schemas.microsoft.com/office/word/2012/wordml" xmlns:w16cex="http://schemas.microsoft.com/office/word/2018/wordml/cex" xmlns:w16cid="http://schemas.microsoft.com/office/word/2016/wordml/cid" xmlns:w16="http://schemas.microsoft.com/office/word/2018/wordml" xmlns:w16du="http://schemas.microsoft.com/office/word/2023/wordml/word16du" xmlns:w16sdtdh="http://schemas.microsoft.com/office/word/2020/wordml/sdtdatahash" xmlns:w16sdtfl="http://schemas.microsoft.com/office/word/2024/wordml/sdtformatlock" xmlns:w16se="http://schemas.microsoft.com/office/word/2015/wordml/symex" xmlns:wpg="http://schemas.microsoft.com/office/word/2010/wordprocessingGroup" xmlns:wpi="http://schemas.microsoft.com/office/word/2010/wordprocessingInk" xmlns:wne="http://schemas.microsoft.com/office/word/2006/wordml" xmlns:wps="http://schemas.microsoft.com/office/word/2010/wordprocessingShape" mc:Ignorable="w14 w15 w16se w16cid w16 w16cex w16sdtdh w16sdtfl w16du wp14">
   <w:sdt>
     <w:sdtPr>
       <w:id w:val="-1722970171"/>
@@ -3437,7 +2866,6 @@
         <w:docPartUnique/>
       </w:docPartObj>
     </w:sdtPr>
-    <w:sdtEndPr/>
     <w:sdtContent>
       <w:p>
         <w:pPr>
@@ -3475,7 +2903,7 @@
 </file>
 
 <file path=word/footer2.xml><?xml version="1.0" encoding="utf-8"?>
-<w:ftr xmlns:wpc="http://schemas.microsoft.com/office/word/2010/wordprocessingCanvas" xmlns:mc="http://schemas.openxmlformats.org/markup-compatibility/2006" xmlns:o="urn:schemas-microsoft-com:office:office" xmlns:r="http://schemas.openxmlformats.org/officeDocument/2006/relationships" xmlns:m="http://schemas.openxmlformats.org/officeDocument/2006/math" xmlns:v="urn:schemas-microsoft-com:vml" xmlns:wp14="http://schemas.microsoft.com/office/word/2010/wordprocessingDrawing" xmlns:wp="http://schemas.openxmlformats.org/drawingml/2006/wordprocessingDrawing" xmlns:w10="urn:schemas-microsoft-com:office:word" xmlns:w="http://schemas.openxmlformats.org/wordprocessingml/2006/main" xmlns:w14="http://schemas.microsoft.com/office/word/2010/wordml" xmlns:w15="http://schemas.microsoft.com/office/word/2012/wordml" xmlns:wpg="http://schemas.microsoft.com/office/word/2010/wordprocessingGroup" xmlns:wpi="http://schemas.microsoft.com/office/word/2010/wordprocessingInk" xmlns:wne="http://schemas.microsoft.com/office/word/2006/wordml" xmlns:wps="http://schemas.microsoft.com/office/word/2010/wordprocessingShape" mc:Ignorable="w14 w15 wp14">
+<w:ftr xmlns:wpc="http://schemas.microsoft.com/office/word/2010/wordprocessingCanvas" xmlns:cx="http://schemas.microsoft.com/office/drawing/2014/chartex" xmlns:cx1="http://schemas.microsoft.com/office/drawing/2015/9/8/chartex" xmlns:cx2="http://schemas.microsoft.com/office/drawing/2015/10/21/chartex" xmlns:cx3="http://schemas.microsoft.com/office/drawing/2016/5/9/chartex" xmlns:cx4="http://schemas.microsoft.com/office/drawing/2016/5/10/chartex" xmlns:cx5="http://schemas.microsoft.com/office/drawing/2016/5/11/chartex" xmlns:cx6="http://schemas.microsoft.com/office/drawing/2016/5/12/chartex" xmlns:cx7="http://schemas.microsoft.com/office/drawing/2016/5/13/chartex" xmlns:cx8="http://schemas.microsoft.com/office/drawing/2016/5/14/chartex" xmlns:mc="http://schemas.openxmlformats.org/markup-compatibility/2006" xmlns:aink="http://schemas.microsoft.com/office/drawing/2016/ink" xmlns:am3d="http://schemas.microsoft.com/office/drawing/2017/model3d" xmlns:o="urn:schemas-microsoft-com:office:office" xmlns:oel="http://schemas.microsoft.com/office/2019/extlst" xmlns:r="http://schemas.openxmlformats.org/officeDocument/2006/relationships" xmlns:m="http://schemas.openxmlformats.org/officeDocument/2006/math" xmlns:v="urn:schemas-microsoft-com:vml" xmlns:wp14="http://schemas.microsoft.com/office/word/2010/wordprocessingDrawing" xmlns:wp="http://schemas.openxmlformats.org/drawingml/2006/wordprocessingDrawing" xmlns:w10="urn:schemas-microsoft-com:office:word" xmlns:w="http://schemas.openxmlformats.org/wordprocessingml/2006/main" xmlns:w14="http://schemas.microsoft.com/office/word/2010/wordml" xmlns:w15="http://schemas.microsoft.com/office/word/2012/wordml" xmlns:w16cex="http://schemas.microsoft.com/office/word/2018/wordml/cex" xmlns:w16cid="http://schemas.microsoft.com/office/word/2016/wordml/cid" xmlns:w16="http://schemas.microsoft.com/office/word/2018/wordml" xmlns:w16du="http://schemas.microsoft.com/office/word/2023/wordml/word16du" xmlns:w16sdtdh="http://schemas.microsoft.com/office/word/2020/wordml/sdtdatahash" xmlns:w16sdtfl="http://schemas.microsoft.com/office/word/2024/wordml/sdtformatlock" xmlns:w16se="http://schemas.microsoft.com/office/word/2015/wordml/symex" xmlns:wpg="http://schemas.microsoft.com/office/word/2010/wordprocessingGroup" xmlns:wpi="http://schemas.microsoft.com/office/word/2010/wordprocessingInk" xmlns:wne="http://schemas.microsoft.com/office/word/2006/wordml" xmlns:wps="http://schemas.microsoft.com/office/word/2010/wordprocessingShape" mc:Ignorable="w14 w15 w16se w16cid w16 w16cex w16sdtdh w16sdtfl w16du wp14">
   <w:sdt>
     <w:sdtPr>
       <w:id w:val="1432393911"/>
@@ -3484,7 +2912,6 @@
         <w:docPartUnique/>
       </w:docPartObj>
     </w:sdtPr>
-    <w:sdtEndPr/>
     <w:sdtContent>
       <w:p>
         <w:pPr>
@@ -3522,7 +2949,7 @@
 </file>
 
 <file path=word/footnotes.xml><?xml version="1.0" encoding="utf-8"?>
-<w:footnotes xmlns:wpc="http://schemas.microsoft.com/office/word/2010/wordprocessingCanvas" xmlns:mc="http://schemas.openxmlformats.org/markup-compatibility/2006" xmlns:o="urn:schemas-microsoft-com:office:office" xmlns:r="http://schemas.openxmlformats.org/officeDocument/2006/relationships" xmlns:m="http://schemas.openxmlformats.org/officeDocument/2006/math" xmlns:v="urn:schemas-microsoft-com:vml" xmlns:wp14="http://schemas.microsoft.com/office/word/2010/wordprocessingDrawing" xmlns:wp="http://schemas.openxmlformats.org/drawingml/2006/wordprocessingDrawing" xmlns:w10="urn:schemas-microsoft-com:office:word" xmlns:w="http://schemas.openxmlformats.org/wordprocessingml/2006/main" xmlns:w14="http://schemas.microsoft.com/office/word/2010/wordml" xmlns:w15="http://schemas.microsoft.com/office/word/2012/wordml" xmlns:wpg="http://schemas.microsoft.com/office/word/2010/wordprocessingGroup" xmlns:wpi="http://schemas.microsoft.com/office/word/2010/wordprocessingInk" xmlns:wne="http://schemas.microsoft.com/office/word/2006/wordml" xmlns:wps="http://schemas.microsoft.com/office/word/2010/wordprocessingShape" mc:Ignorable="w14 w15 wp14">
+<w:footnotes xmlns:wpc="http://schemas.microsoft.com/office/word/2010/wordprocessingCanvas" xmlns:cx="http://schemas.microsoft.com/office/drawing/2014/chartex" xmlns:cx1="http://schemas.microsoft.com/office/drawing/2015/9/8/chartex" xmlns:cx2="http://schemas.microsoft.com/office/drawing/2015/10/21/chartex" xmlns:cx3="http://schemas.microsoft.com/office/drawing/2016/5/9/chartex" xmlns:cx4="http://schemas.microsoft.com/office/drawing/2016/5/10/chartex" xmlns:cx5="http://schemas.microsoft.com/office/drawing/2016/5/11/chartex" xmlns:cx6="http://schemas.microsoft.com/office/drawing/2016/5/12/chartex" xmlns:cx7="http://schemas.microsoft.com/office/drawing/2016/5/13/chartex" xmlns:cx8="http://schemas.microsoft.com/office/drawing/2016/5/14/chartex" xmlns:mc="http://schemas.openxmlformats.org/markup-compatibility/2006" xmlns:aink="http://schemas.microsoft.com/office/drawing/2016/ink" xmlns:am3d="http://schemas.microsoft.com/office/drawing/2017/model3d" xmlns:o="urn:schemas-microsoft-com:office:office" xmlns:oel="http://schemas.microsoft.com/office/2019/extlst" xmlns:r="http://schemas.openxmlformats.org/officeDocument/2006/relationships" xmlns:m="http://schemas.openxmlformats.org/officeDocument/2006/math" xmlns:v="urn:schemas-microsoft-com:vml" xmlns:wp14="http://schemas.microsoft.com/office/word/2010/wordprocessingDrawing" xmlns:wp="http://schemas.openxmlformats.org/drawingml/2006/wordprocessingDrawing" xmlns:w10="urn:schemas-microsoft-com:office:word" xmlns:w="http://schemas.openxmlformats.org/wordprocessingml/2006/main" xmlns:w14="http://schemas.microsoft.com/office/word/2010/wordml" xmlns:w15="http://schemas.microsoft.com/office/word/2012/wordml" xmlns:w16cex="http://schemas.microsoft.com/office/word/2018/wordml/cex" xmlns:w16cid="http://schemas.microsoft.com/office/word/2016/wordml/cid" xmlns:w16="http://schemas.microsoft.com/office/word/2018/wordml" xmlns:w16du="http://schemas.microsoft.com/office/word/2023/wordml/word16du" xmlns:w16sdtdh="http://schemas.microsoft.com/office/word/2020/wordml/sdtdatahash" xmlns:w16sdtfl="http://schemas.microsoft.com/office/word/2024/wordml/sdtformatlock" xmlns:w16se="http://schemas.microsoft.com/office/word/2015/wordml/symex" xmlns:wpg="http://schemas.microsoft.com/office/word/2010/wordprocessingGroup" xmlns:wpi="http://schemas.microsoft.com/office/word/2010/wordprocessingInk" xmlns:wne="http://schemas.microsoft.com/office/word/2006/wordml" xmlns:wps="http://schemas.microsoft.com/office/word/2010/wordprocessingShape" mc:Ignorable="w14 w15 w16se w16cid w16 w16cex w16sdtdh w16sdtfl w16du wp14">
   <w:footnote w:type="separator" w:id="-1">
     <w:p>
       <w:pPr>
@@ -3547,7 +2974,7 @@
 </file>
 
 <file path=word/header1.xml><?xml version="1.0" encoding="utf-8"?>
-<w:hdr xmlns:wpc="http://schemas.microsoft.com/office/word/2010/wordprocessingCanvas" xmlns:mc="http://schemas.openxmlformats.org/markup-compatibility/2006" xmlns:o="urn:schemas-microsoft-com:office:office" xmlns:r="http://schemas.openxmlformats.org/officeDocument/2006/relationships" xmlns:m="http://schemas.openxmlformats.org/officeDocument/2006/math" xmlns:v="urn:schemas-microsoft-com:vml" xmlns:wp14="http://schemas.microsoft.com/office/word/2010/wordprocessingDrawing" xmlns:wp="http://schemas.openxmlformats.org/drawingml/2006/wordprocessingDrawing" xmlns:w10="urn:schemas-microsoft-com:office:word" xmlns:w="http://schemas.openxmlformats.org/wordprocessingml/2006/main" xmlns:w14="http://schemas.microsoft.com/office/word/2010/wordml" xmlns:w15="http://schemas.microsoft.com/office/word/2012/wordml" xmlns:wpg="http://schemas.microsoft.com/office/word/2010/wordprocessingGroup" xmlns:wpi="http://schemas.microsoft.com/office/word/2010/wordprocessingInk" xmlns:wne="http://schemas.microsoft.com/office/word/2006/wordml" xmlns:wps="http://schemas.microsoft.com/office/word/2010/wordprocessingShape" mc:Ignorable="w14 w15 wp14">
+<w:hdr xmlns:wpc="http://schemas.microsoft.com/office/word/2010/wordprocessingCanvas" xmlns:cx="http://schemas.microsoft.com/office/drawing/2014/chartex" xmlns:cx1="http://schemas.microsoft.com/office/drawing/2015/9/8/chartex" xmlns:cx2="http://schemas.microsoft.com/office/drawing/2015/10/21/chartex" xmlns:cx3="http://schemas.microsoft.com/office/drawing/2016/5/9/chartex" xmlns:cx4="http://schemas.microsoft.com/office/drawing/2016/5/10/chartex" xmlns:cx5="http://schemas.microsoft.com/office/drawing/2016/5/11/chartex" xmlns:cx6="http://schemas.microsoft.com/office/drawing/2016/5/12/chartex" xmlns:cx7="http://schemas.microsoft.com/office/drawing/2016/5/13/chartex" xmlns:cx8="http://schemas.microsoft.com/office/drawing/2016/5/14/chartex" xmlns:mc="http://schemas.openxmlformats.org/markup-compatibility/2006" xmlns:aink="http://schemas.microsoft.com/office/drawing/2016/ink" xmlns:am3d="http://schemas.microsoft.com/office/drawing/2017/model3d" xmlns:o="urn:schemas-microsoft-com:office:office" xmlns:oel="http://schemas.microsoft.com/office/2019/extlst" xmlns:r="http://schemas.openxmlformats.org/officeDocument/2006/relationships" xmlns:m="http://schemas.openxmlformats.org/officeDocument/2006/math" xmlns:v="urn:schemas-microsoft-com:vml" xmlns:wp14="http://schemas.microsoft.com/office/word/2010/wordprocessingDrawing" xmlns:wp="http://schemas.openxmlformats.org/drawingml/2006/wordprocessingDrawing" xmlns:w10="urn:schemas-microsoft-com:office:word" xmlns:w="http://schemas.openxmlformats.org/wordprocessingml/2006/main" xmlns:w14="http://schemas.microsoft.com/office/word/2010/wordml" xmlns:w15="http://schemas.microsoft.com/office/word/2012/wordml" xmlns:w16cex="http://schemas.microsoft.com/office/word/2018/wordml/cex" xmlns:w16cid="http://schemas.microsoft.com/office/word/2016/wordml/cid" xmlns:w16="http://schemas.microsoft.com/office/word/2018/wordml" xmlns:w16du="http://schemas.microsoft.com/office/word/2023/wordml/word16du" xmlns:w16sdtdh="http://schemas.microsoft.com/office/word/2020/wordml/sdtdatahash" xmlns:w16sdtfl="http://schemas.microsoft.com/office/word/2024/wordml/sdtformatlock" xmlns:w16se="http://schemas.microsoft.com/office/word/2015/wordml/symex" xmlns:wpg="http://schemas.microsoft.com/office/word/2010/wordprocessingGroup" xmlns:wpi="http://schemas.microsoft.com/office/word/2010/wordprocessingInk" xmlns:wne="http://schemas.microsoft.com/office/word/2006/wordml" xmlns:wps="http://schemas.microsoft.com/office/word/2010/wordprocessingShape" mc:Ignorable="w14 w15 w16se w16cid w16 w16cex w16sdtdh w16sdtfl w16du wp14">
   <w:p>
     <w:pPr>
       <w:pStyle w:val="Encabezado"/>
@@ -3567,7 +2994,7 @@
 </file>
 
 <file path=word/header2.xml><?xml version="1.0" encoding="utf-8"?>
-<w:hdr xmlns:wpc="http://schemas.microsoft.com/office/word/2010/wordprocessingCanvas" xmlns:mc="http://schemas.openxmlformats.org/markup-compatibility/2006" xmlns:o="urn:schemas-microsoft-com:office:office" xmlns:r="http://schemas.openxmlformats.org/officeDocument/2006/relationships" xmlns:m="http://schemas.openxmlformats.org/officeDocument/2006/math" xmlns:v="urn:schemas-microsoft-com:vml" xmlns:wp14="http://schemas.microsoft.com/office/word/2010/wordprocessingDrawing" xmlns:wp="http://schemas.openxmlformats.org/drawingml/2006/wordprocessingDrawing" xmlns:w10="urn:schemas-microsoft-com:office:word" xmlns:w="http://schemas.openxmlformats.org/wordprocessingml/2006/main" xmlns:w14="http://schemas.microsoft.com/office/word/2010/wordml" xmlns:w15="http://schemas.microsoft.com/office/word/2012/wordml" xmlns:wpg="http://schemas.microsoft.com/office/word/2010/wordprocessingGroup" xmlns:wpi="http://schemas.microsoft.com/office/word/2010/wordprocessingInk" xmlns:wne="http://schemas.microsoft.com/office/word/2006/wordml" xmlns:wps="http://schemas.microsoft.com/office/word/2010/wordprocessingShape" mc:Ignorable="w14 w15 wp14">
+<w:hdr xmlns:wpc="http://schemas.microsoft.com/office/word/2010/wordprocessingCanvas" xmlns:cx="http://schemas.microsoft.com/office/drawing/2014/chartex" xmlns:cx1="http://schemas.microsoft.com/office/drawing/2015/9/8/chartex" xmlns:cx2="http://schemas.microsoft.com/office/drawing/2015/10/21/chartex" xmlns:cx3="http://schemas.microsoft.com/office/drawing/2016/5/9/chartex" xmlns:cx4="http://schemas.microsoft.com/office/drawing/2016/5/10/chartex" xmlns:cx5="http://schemas.microsoft.com/office/drawing/2016/5/11/chartex" xmlns:cx6="http://schemas.microsoft.com/office/drawing/2016/5/12/chartex" xmlns:cx7="http://schemas.microsoft.com/office/drawing/2016/5/13/chartex" xmlns:cx8="http://schemas.microsoft.com/office/drawing/2016/5/14/chartex" xmlns:mc="http://schemas.openxmlformats.org/markup-compatibility/2006" xmlns:aink="http://schemas.microsoft.com/office/drawing/2016/ink" xmlns:am3d="http://schemas.microsoft.com/office/drawing/2017/model3d" xmlns:o="urn:schemas-microsoft-com:office:office" xmlns:oel="http://schemas.microsoft.com/office/2019/extlst" xmlns:r="http://schemas.openxmlformats.org/officeDocument/2006/relationships" xmlns:m="http://schemas.openxmlformats.org/officeDocument/2006/math" xmlns:v="urn:schemas-microsoft-com:vml" xmlns:wp14="http://schemas.microsoft.com/office/word/2010/wordprocessingDrawing" xmlns:wp="http://schemas.openxmlformats.org/drawingml/2006/wordprocessingDrawing" xmlns:w10="urn:schemas-microsoft-com:office:word" xmlns:w="http://schemas.openxmlformats.org/wordprocessingml/2006/main" xmlns:w14="http://schemas.microsoft.com/office/word/2010/wordml" xmlns:w15="http://schemas.microsoft.com/office/word/2012/wordml" xmlns:w16cex="http://schemas.microsoft.com/office/word/2018/wordml/cex" xmlns:w16cid="http://schemas.microsoft.com/office/word/2016/wordml/cid" xmlns:w16="http://schemas.microsoft.com/office/word/2018/wordml" xmlns:w16du="http://schemas.microsoft.com/office/word/2023/wordml/word16du" xmlns:w16sdtdh="http://schemas.microsoft.com/office/word/2020/wordml/sdtdatahash" xmlns:w16sdtfl="http://schemas.microsoft.com/office/word/2024/wordml/sdtformatlock" xmlns:w16se="http://schemas.microsoft.com/office/word/2015/wordml/symex" xmlns:wpg="http://schemas.microsoft.com/office/word/2010/wordprocessingGroup" xmlns:wpi="http://schemas.microsoft.com/office/word/2010/wordprocessingInk" xmlns:wne="http://schemas.microsoft.com/office/word/2006/wordml" xmlns:wps="http://schemas.microsoft.com/office/word/2010/wordprocessingShape" mc:Ignorable="w14 w15 w16se w16cid w16 w16cex w16sdtdh w16sdtfl w16du wp14">
   <w:p>
     <w:pPr>
       <w:pStyle w:val="Encabezado"/>
@@ -3587,8 +3014,8 @@
 </file>
 
 <file path=word/numbering.xml><?xml version="1.0" encoding="utf-8"?>
-<w:numbering xmlns:wpc="http://schemas.microsoft.com/office/word/2010/wordprocessingCanvas" xmlns:mc="http://schemas.openxmlformats.org/markup-compatibility/2006" xmlns:o="urn:schemas-microsoft-com:office:office" xmlns:r="http://schemas.openxmlformats.org/officeDocument/2006/relationships" xmlns:m="http://schemas.openxmlformats.org/officeDocument/2006/math" xmlns:v="urn:schemas-microsoft-com:vml" xmlns:wp14="http://schemas.microsoft.com/office/word/2010/wordprocessingDrawing" xmlns:wp="http://schemas.openxmlformats.org/drawingml/2006/wordprocessingDrawing" xmlns:w10="urn:schemas-microsoft-com:office:word" xmlns:w="http://schemas.openxmlformats.org/wordprocessingml/2006/main" xmlns:w14="http://schemas.microsoft.com/office/word/2010/wordml" xmlns:w15="http://schemas.microsoft.com/office/word/2012/wordml" xmlns:wpg="http://schemas.microsoft.com/office/word/2010/wordprocessingGroup" xmlns:wpi="http://schemas.microsoft.com/office/word/2010/wordprocessingInk" xmlns:wne="http://schemas.microsoft.com/office/word/2006/wordml" xmlns:wps="http://schemas.microsoft.com/office/word/2010/wordprocessingShape" mc:Ignorable="w14 w15 wp14">
-  <w:abstractNum w:abstractNumId="0">
+<w:numbering xmlns:wpc="http://schemas.microsoft.com/office/word/2010/wordprocessingCanvas" xmlns:cx="http://schemas.microsoft.com/office/drawing/2014/chartex" xmlns:cx1="http://schemas.microsoft.com/office/drawing/2015/9/8/chartex" xmlns:cx2="http://schemas.microsoft.com/office/drawing/2015/10/21/chartex" xmlns:cx3="http://schemas.microsoft.com/office/drawing/2016/5/9/chartex" xmlns:cx4="http://schemas.microsoft.com/office/drawing/2016/5/10/chartex" xmlns:cx5="http://schemas.microsoft.com/office/drawing/2016/5/11/chartex" xmlns:cx6="http://schemas.microsoft.com/office/drawing/2016/5/12/chartex" xmlns:cx7="http://schemas.microsoft.com/office/drawing/2016/5/13/chartex" xmlns:cx8="http://schemas.microsoft.com/office/drawing/2016/5/14/chartex" xmlns:mc="http://schemas.openxmlformats.org/markup-compatibility/2006" xmlns:aink="http://schemas.microsoft.com/office/drawing/2016/ink" xmlns:am3d="http://schemas.microsoft.com/office/drawing/2017/model3d" xmlns:o="urn:schemas-microsoft-com:office:office" xmlns:oel="http://schemas.microsoft.com/office/2019/extlst" xmlns:r="http://schemas.openxmlformats.org/officeDocument/2006/relationships" xmlns:m="http://schemas.openxmlformats.org/officeDocument/2006/math" xmlns:v="urn:schemas-microsoft-com:vml" xmlns:wp14="http://schemas.microsoft.com/office/word/2010/wordprocessingDrawing" xmlns:wp="http://schemas.openxmlformats.org/drawingml/2006/wordprocessingDrawing" xmlns:w10="urn:schemas-microsoft-com:office:word" xmlns:w="http://schemas.openxmlformats.org/wordprocessingml/2006/main" xmlns:w14="http://schemas.microsoft.com/office/word/2010/wordml" xmlns:w15="http://schemas.microsoft.com/office/word/2012/wordml" xmlns:w16cex="http://schemas.microsoft.com/office/word/2018/wordml/cex" xmlns:w16cid="http://schemas.microsoft.com/office/word/2016/wordml/cid" xmlns:w16="http://schemas.microsoft.com/office/word/2018/wordml" xmlns:w16du="http://schemas.microsoft.com/office/word/2023/wordml/word16du" xmlns:w16sdtdh="http://schemas.microsoft.com/office/word/2020/wordml/sdtdatahash" xmlns:w16sdtfl="http://schemas.microsoft.com/office/word/2024/wordml/sdtformatlock" xmlns:w16se="http://schemas.microsoft.com/office/word/2015/wordml/symex" xmlns:wpg="http://schemas.microsoft.com/office/word/2010/wordprocessingGroup" xmlns:wpi="http://schemas.microsoft.com/office/word/2010/wordprocessingInk" xmlns:wne="http://schemas.microsoft.com/office/word/2006/wordml" xmlns:wps="http://schemas.microsoft.com/office/word/2010/wordprocessingShape" mc:Ignorable="w14 w15 w16se w16cid w16 w16cex w16sdtdh w16sdtfl w16du wp14">
+  <w:abstractNum w:abstractNumId="0" w15:restartNumberingAfterBreak="0">
     <w:nsid w:val="0CED19AE"/>
     <w:multiLevelType w:val="hybridMultilevel"/>
     <w:tmpl w:val="91887AF4"/>
@@ -3677,7 +3104,7 @@
       </w:pPr>
     </w:lvl>
   </w:abstractNum>
-  <w:abstractNum w:abstractNumId="1">
+  <w:abstractNum w:abstractNumId="1" w15:restartNumberingAfterBreak="0">
     <w:nsid w:val="21254B59"/>
     <w:multiLevelType w:val="hybridMultilevel"/>
     <w:tmpl w:val="CF5CBC34"/>
@@ -3763,17 +3190,17 @@
       </w:pPr>
     </w:lvl>
   </w:abstractNum>
-  <w:num w:numId="1">
+  <w:num w:numId="1" w16cid:durableId="1948347720">
     <w:abstractNumId w:val="1"/>
   </w:num>
-  <w:num w:numId="2">
+  <w:num w:numId="2" w16cid:durableId="2075808547">
     <w:abstractNumId w:val="0"/>
   </w:num>
 </w:numbering>
 </file>
 
 <file path=word/styles.xml><?xml version="1.0" encoding="utf-8"?>
-<w:styles xmlns:mc="http://schemas.openxmlformats.org/markup-compatibility/2006" xmlns:r="http://schemas.openxmlformats.org/officeDocument/2006/relationships" xmlns:w="http://schemas.openxmlformats.org/wordprocessingml/2006/main" xmlns:w14="http://schemas.microsoft.com/office/word/2010/wordml" xmlns:w15="http://schemas.microsoft.com/office/word/2012/wordml" mc:Ignorable="w14 w15">
+<w:styles xmlns:mc="http://schemas.openxmlformats.org/markup-compatibility/2006" xmlns:r="http://schemas.openxmlformats.org/officeDocument/2006/relationships" xmlns:w="http://schemas.openxmlformats.org/wordprocessingml/2006/main" xmlns:w14="http://schemas.microsoft.com/office/word/2010/wordml" xmlns:w15="http://schemas.microsoft.com/office/word/2012/wordml" xmlns:w16cex="http://schemas.microsoft.com/office/word/2018/wordml/cex" xmlns:w16cid="http://schemas.microsoft.com/office/word/2016/wordml/cid" xmlns:w16="http://schemas.microsoft.com/office/word/2018/wordml" xmlns:w16du="http://schemas.microsoft.com/office/word/2023/wordml/word16du" xmlns:w16sdtdh="http://schemas.microsoft.com/office/word/2020/wordml/sdtdatahash" xmlns:w16sdtfl="http://schemas.microsoft.com/office/word/2024/wordml/sdtformatlock" xmlns:w16se="http://schemas.microsoft.com/office/word/2015/wordml/symex" mc:Ignorable="w14 w15 w16se w16cid w16 w16cex w16sdtdh w16sdtfl w16du">
   <w:docDefaults>
     <w:rPrDefault>
       <w:rPr>
@@ -3791,7 +3218,7 @@
       </w:pPr>
     </w:pPrDefault>
   </w:docDefaults>
-  <w:latentStyles w:defLockedState="0" w:defUIPriority="99" w:defSemiHidden="0" w:defUnhideWhenUsed="0" w:defQFormat="0" w:count="371">
+  <w:latentStyles w:defLockedState="0" w:defUIPriority="99" w:defSemiHidden="0" w:defUnhideWhenUsed="0" w:defQFormat="0" w:count="376">
     <w:lsdException w:name="Normal" w:uiPriority="0" w:qFormat="1"/>
     <w:lsdException w:name="heading 1" w:uiPriority="9" w:qFormat="1"/>
     <w:lsdException w:name="heading 2" w:semiHidden="1" w:uiPriority="9" w:unhideWhenUsed="1" w:qFormat="1"/>
@@ -4163,6 +3590,11 @@
     <w:lsdException w:name="List Table 5 Dark Accent 6" w:uiPriority="50"/>
     <w:lsdException w:name="List Table 6 Colorful Accent 6" w:uiPriority="51"/>
     <w:lsdException w:name="List Table 7 Colorful Accent 6" w:uiPriority="52"/>
+    <w:lsdException w:name="Mention" w:semiHidden="1" w:unhideWhenUsed="1"/>
+    <w:lsdException w:name="Smart Hyperlink" w:semiHidden="1" w:unhideWhenUsed="1"/>
+    <w:lsdException w:name="Hashtag" w:semiHidden="1" w:unhideWhenUsed="1"/>
+    <w:lsdException w:name="Unresolved Mention" w:semiHidden="1" w:unhideWhenUsed="1"/>
+    <w:lsdException w:name="Smart Link" w:semiHidden="1" w:unhideWhenUsed="1"/>
   </w:latentStyles>
   <w:style w:type="paragraph" w:default="1" w:styleId="Normal">
     <w:name w:val="Normal"/>
@@ -4370,6 +3802,7 @@
   <w:style w:type="character" w:default="1" w:styleId="Fuentedeprrafopredeter">
     <w:name w:val="Default Paragraph Font"/>
     <w:uiPriority w:val="1"/>
+    <w:semiHidden/>
     <w:unhideWhenUsed/>
   </w:style>
   <w:style w:type="table" w:default="1" w:styleId="Tablanormal">
@@ -4512,11 +3945,11 @@
       <w:color w:val="272727" w:themeColor="text1" w:themeTint="D8"/>
     </w:rPr>
   </w:style>
-  <w:style w:type="paragraph" w:styleId="Puesto">
+  <w:style w:type="paragraph" w:styleId="Ttulo">
     <w:name w:val="Title"/>
     <w:basedOn w:val="Normal"/>
     <w:next w:val="Normal"/>
-    <w:link w:val="PuestoCar"/>
+    <w:link w:val="TtuloCar"/>
     <w:uiPriority w:val="10"/>
     <w:qFormat/>
     <w:rsid w:val="00D230D6"/>
@@ -4533,10 +3966,10 @@
       <w:szCs w:val="56"/>
     </w:rPr>
   </w:style>
-  <w:style w:type="character" w:customStyle="1" w:styleId="PuestoCar">
-    <w:name w:val="Puesto Car"/>
+  <w:style w:type="character" w:customStyle="1" w:styleId="TtuloCar">
+    <w:name w:val="Título Car"/>
     <w:basedOn w:val="Fuentedeprrafopredeter"/>
-    <w:link w:val="Puesto"/>
+    <w:link w:val="Ttulo"/>
     <w:uiPriority w:val="10"/>
     <w:rsid w:val="00D230D6"/>
     <w:rPr>
